--- a/fuentes/CF7_935507_AD.docx
+++ b/fuentes/CF7_935507_AD.docx
@@ -123,7 +123,6 @@
             </w:pPr>
             <w:r>
               <w:rPr>
-                <w:rFonts w:eastAsia="Calibri"/>
                 <w:color w:val="ED7D31"/>
                 <w:sz w:val="20"/>
                 <w:szCs w:val="20"/>
@@ -156,7 +155,6 @@
           </w:tcPr>
           <w:p>
             <w:pPr>
-              <w:spacing w:after="160"/>
               <w:rPr>
                 <w:rFonts w:eastAsia="Calibri"/>
                 <w:color w:val="595959"/>
@@ -166,7 +164,6 @@
             </w:pPr>
             <w:r>
               <w:rPr>
-                <w:rFonts w:eastAsia="Calibri"/>
                 <w:b w:val="0"/>
                 <w:color w:val="595959"/>
                 <w:sz w:val="20"/>
@@ -182,7 +179,6 @@
                 <w:ilvl w:val="0"/>
                 <w:numId w:val="2"/>
               </w:numPr>
-              <w:spacing w:after="160"/>
               <w:rPr>
                 <w:rFonts w:eastAsia="Calibri"/>
                 <w:b w:val="0"/>
@@ -193,7 +189,6 @@
             </w:pPr>
             <w:r>
               <w:rPr>
-                <w:rFonts w:eastAsia="Calibri"/>
                 <w:b w:val="0"/>
                 <w:color w:val="595959"/>
                 <w:sz w:val="20"/>
@@ -203,7 +198,6 @@
             </w:r>
             <w:r>
               <w:rPr>
-                <w:rFonts w:eastAsia="Calibri"/>
                 <w:b w:val="0"/>
                 <w:color w:val="595959"/>
                 <w:sz w:val="20"/>
@@ -213,7 +207,6 @@
             </w:r>
             <w:r>
               <w:rPr>
-                <w:rFonts w:eastAsia="Calibri"/>
                 <w:b w:val="0"/>
                 <w:color w:val="595959"/>
                 <w:sz w:val="20"/>
@@ -229,7 +222,6 @@
                 <w:ilvl w:val="0"/>
                 <w:numId w:val="2"/>
               </w:numPr>
-              <w:spacing w:after="160"/>
               <w:rPr>
                 <w:rFonts w:eastAsia="Calibri"/>
                 <w:b w:val="0"/>
@@ -240,7 +232,6 @@
             </w:pPr>
             <w:r>
               <w:rPr>
-                <w:rFonts w:eastAsia="Calibri"/>
                 <w:b w:val="0"/>
                 <w:color w:val="595959"/>
                 <w:sz w:val="20"/>
@@ -256,7 +247,6 @@
                 <w:ilvl w:val="0"/>
                 <w:numId w:val="2"/>
               </w:numPr>
-              <w:spacing w:after="160"/>
               <w:rPr>
                 <w:rFonts w:eastAsia="Calibri"/>
                 <w:b w:val="0"/>
@@ -267,7 +257,6 @@
             </w:pPr>
             <w:r>
               <w:rPr>
-                <w:rFonts w:eastAsia="Calibri"/>
                 <w:b w:val="0"/>
                 <w:color w:val="595959"/>
                 <w:sz w:val="20"/>
@@ -283,7 +272,6 @@
                 <w:ilvl w:val="0"/>
                 <w:numId w:val="2"/>
               </w:numPr>
-              <w:spacing w:after="160"/>
               <w:rPr>
                 <w:rFonts w:eastAsia="Calibri"/>
                 <w:b w:val="0"/>
@@ -294,7 +282,6 @@
             </w:pPr>
             <w:r>
               <w:rPr>
-                <w:rFonts w:eastAsia="Calibri"/>
                 <w:b w:val="0"/>
                 <w:color w:val="595959"/>
                 <w:sz w:val="20"/>
@@ -310,7 +297,6 @@
                 <w:ilvl w:val="0"/>
                 <w:numId w:val="2"/>
               </w:numPr>
-              <w:spacing w:after="160"/>
               <w:rPr>
                 <w:rFonts w:eastAsia="Calibri"/>
                 <w:b w:val="0"/>
@@ -321,7 +307,6 @@
             </w:pPr>
             <w:r>
               <w:rPr>
-                <w:rFonts w:eastAsia="Calibri"/>
                 <w:b w:val="0"/>
                 <w:color w:val="595959"/>
                 <w:sz w:val="20"/>
@@ -331,7 +316,6 @@
             </w:r>
             <w:r>
               <w:rPr>
-                <w:rFonts w:eastAsia="Calibri"/>
                 <w:b w:val="0"/>
                 <w:color w:val="595959"/>
                 <w:sz w:val="20"/>
@@ -341,7 +325,6 @@
             </w:r>
             <w:r>
               <w:rPr>
-                <w:rFonts w:eastAsia="Calibri"/>
                 <w:b w:val="0"/>
                 <w:color w:val="595959"/>
                 <w:sz w:val="20"/>
@@ -352,7 +335,6 @@
           </w:p>
           <w:p>
             <w:pPr>
-              <w:spacing w:after="160"/>
               <w:rPr>
                 <w:color w:val="000000"/>
                 <w:sz w:val="20"/>
@@ -361,7 +343,6 @@
             </w:pPr>
             <w:r>
               <w:rPr>
-                <w:rFonts w:eastAsia="Calibri"/>
                 <w:b w:val="0"/>
                 <w:color w:val="595959"/>
                 <w:sz w:val="20"/>
@@ -371,7 +352,6 @@
             </w:r>
             <w:r>
               <w:rPr>
-                <w:rFonts w:eastAsia="Calibri"/>
                 <w:b w:val="0"/>
                 <w:i/>
                 <w:color w:val="595959"/>
@@ -382,7 +362,6 @@
             </w:r>
             <w:r>
               <w:rPr>
-                <w:rFonts w:eastAsia="Calibri"/>
                 <w:b w:val="0"/>
                 <w:color w:val="595959"/>
                 <w:sz w:val="20"/>
@@ -414,13 +393,22 @@
             </w:pPr>
             <w:r>
               <w:rPr>
+                <w:color w:val="595959"/>
+                <w:sz w:val="20"/>
+                <w:szCs w:val="20"/>
+              </w:rPr>
+              <w:t>Instrucciones para el aprendiz</w:t>
+            </w:r>
+          </w:p>
+          <w:p>
+            <w:pPr>
+              <w:rPr>
                 <w:rFonts w:eastAsia="Calibri"/>
                 <w:color w:val="595959"/>
                 <w:sz w:val="20"/>
                 <w:szCs w:val="20"/>
               </w:rPr>
-              <w:t>Instrucciones para el aprendiz</w:t>
-            </w:r>
+            </w:pPr>
           </w:p>
           <w:p>
             <w:pPr>
@@ -432,6 +420,125 @@
               </w:rPr>
             </w:pPr>
           </w:p>
+        </w:tc>
+        <w:tc>
+          <w:tcPr>
+            <w:tcW w:w="7620" w:type="dxa"/>
+            <w:gridSpan w:val="2"/>
+            <w:vAlign w:val="center"/>
+          </w:tcPr>
+          <w:p>
+            <w:pPr>
+              <w:cnfStyle w:val="000000000000" w:firstRow="0" w:lastRow="0" w:firstColumn="0" w:lastColumn="0" w:oddVBand="0" w:evenVBand="0" w:oddHBand="0" w:evenHBand="0" w:firstRowFirstColumn="0" w:firstRowLastColumn="0" w:lastRowFirstColumn="0" w:lastRowLastColumn="0"/>
+              <w:rPr>
+                <w:color w:val="000000" w:themeColor="text1"/>
+              </w:rPr>
+            </w:pPr>
+            <w:r>
+              <w:rPr>
+                <w:color w:val="000000" w:themeColor="text1"/>
+                <w:sz w:val="18"/>
+              </w:rPr>
+              <w:t>Esta actividad le permitirá determinar el grado de apropiación de los contenidos del</w:t>
+            </w:r>
+            <w:r>
+              <w:rPr>
+                <w:color w:val="000000" w:themeColor="text1"/>
+                <w:sz w:val="20"/>
+              </w:rPr>
+              <w:br/>
+            </w:r>
+            <w:r>
+              <w:rPr>
+                <w:color w:val="000000" w:themeColor="text1"/>
+                <w:sz w:val="18"/>
+              </w:rPr>
+              <w:t>componente formativo Clasificación de defectos e informes de calidad.</w:t>
+            </w:r>
+            <w:r>
+              <w:rPr>
+                <w:color w:val="000000" w:themeColor="text1"/>
+                <w:sz w:val="20"/>
+              </w:rPr>
+              <w:br/>
+            </w:r>
+            <w:r>
+              <w:rPr>
+                <w:color w:val="000000" w:themeColor="text1"/>
+                <w:sz w:val="20"/>
+              </w:rPr>
+              <w:br/>
+            </w:r>
+            <w:r>
+              <w:rPr>
+                <w:color w:val="000000" w:themeColor="text1"/>
+                <w:sz w:val="18"/>
+              </w:rPr>
+              <w:t>Antes de su realización, se recomienda la lectura del componente formativo</w:t>
+            </w:r>
+            <w:r>
+              <w:rPr>
+                <w:color w:val="000000" w:themeColor="text1"/>
+                <w:sz w:val="20"/>
+              </w:rPr>
+              <w:br/>
+            </w:r>
+            <w:r>
+              <w:rPr>
+                <w:color w:val="000000" w:themeColor="text1"/>
+                <w:sz w:val="18"/>
+              </w:rPr>
+              <w:t>mencionado. Es opcional (no es calificable), y puede realizarse todas las veces</w:t>
+            </w:r>
+            <w:r>
+              <w:rPr>
+                <w:color w:val="000000" w:themeColor="text1"/>
+                <w:sz w:val="20"/>
+              </w:rPr>
+              <w:br/>
+            </w:r>
+            <w:r>
+              <w:rPr>
+                <w:color w:val="000000" w:themeColor="text1"/>
+                <w:sz w:val="18"/>
+              </w:rPr>
+              <w:t>que se desee.</w:t>
+            </w:r>
+            <w:r>
+              <w:rPr>
+                <w:color w:val="000000" w:themeColor="text1"/>
+                <w:sz w:val="20"/>
+              </w:rPr>
+              <w:br/>
+            </w:r>
+            <w:r>
+              <w:rPr>
+                <w:color w:val="000000" w:themeColor="text1"/>
+                <w:sz w:val="20"/>
+              </w:rPr>
+              <w:br/>
+            </w:r>
+            <w:r>
+              <w:rPr>
+                <w:color w:val="000000" w:themeColor="text1"/>
+                <w:sz w:val="18"/>
+              </w:rPr>
+              <w:t>Lea la pregunta de cada ítem y seleccione la respuesta correcta.</w:t>
+            </w:r>
+          </w:p>
+        </w:tc>
+      </w:tr>
+      <w:tr>
+        <w:trPr>
+          <w:cnfStyle w:val="000000100000" w:firstRow="0" w:lastRow="0" w:firstColumn="0" w:lastColumn="0" w:oddVBand="0" w:evenVBand="0" w:oddHBand="1" w:evenHBand="0" w:firstRowFirstColumn="0" w:firstRowLastColumn="0" w:lastRowFirstColumn="0" w:lastRowLastColumn="0"/>
+          <w:cantSplit/>
+        </w:trPr>
+        <w:tc>
+          <w:tcPr>
+            <w:cnfStyle w:val="001000000000" w:firstRow="0" w:lastRow="0" w:firstColumn="1" w:lastColumn="0" w:oddVBand="0" w:evenVBand="0" w:oddHBand="0" w:evenHBand="0" w:firstRowFirstColumn="0" w:firstRowLastColumn="0" w:lastRowFirstColumn="0" w:lastRowLastColumn="0"/>
+            <w:tcW w:w="2534" w:type="dxa"/>
+            <w:gridSpan w:val="2"/>
+          </w:tcPr>
           <w:p>
             <w:pPr>
               <w:rPr>
@@ -441,111 +548,42 @@
                 <w:szCs w:val="20"/>
               </w:rPr>
             </w:pPr>
+            <w:r>
+              <w:rPr>
+                <w:color w:val="595959"/>
+                <w:sz w:val="20"/>
+                <w:szCs w:val="20"/>
+              </w:rPr>
+              <w:t>Nombre de la Actividad</w:t>
+            </w:r>
           </w:p>
         </w:tc>
         <w:tc>
           <w:tcPr>
             <w:tcW w:w="7620" w:type="dxa"/>
             <w:gridSpan w:val="2"/>
-            <w:vAlign w:val="center"/>
-          </w:tcPr>
-          <w:p>
-            <w:pPr>
-              <w:cnfStyle w:val="000000000000" w:firstRow="0" w:lastRow="0" w:firstColumn="0" w:lastColumn="0" w:oddVBand="0" w:evenVBand="0" w:oddHBand="0" w:evenHBand="0" w:firstRowFirstColumn="0" w:firstRowLastColumn="0" w:lastRowFirstColumn="0" w:lastRowLastColumn="0"/>
-              <w:rPr>
-                <w:color w:val="000000" w:themeColor="text1"/>
-              </w:rPr>
-            </w:pPr>
-            <w:r>
-              <w:rPr>
-                <w:color w:val="000000" w:themeColor="text1"/>
-                <w:sz w:val="18"/>
-              </w:rPr>
-              <w:t>Esta actividad le permitirá determinar el grado de apropiación de los contenidos del</w:t>
-            </w:r>
-            <w:r>
-              <w:rPr>
-                <w:color w:val="000000" w:themeColor="text1"/>
-              </w:rPr>
-              <w:br/>
-            </w:r>
-            <w:r>
-              <w:rPr>
-                <w:color w:val="000000" w:themeColor="text1"/>
-                <w:sz w:val="18"/>
-              </w:rPr>
-              <w:t>componente formativo Clasificación de defectos e informes de calidad.</w:t>
-            </w:r>
-            <w:r>
-              <w:rPr>
-                <w:color w:val="000000" w:themeColor="text1"/>
-              </w:rPr>
-              <w:br/>
-            </w:r>
-            <w:r>
-              <w:rPr>
-                <w:color w:val="000000" w:themeColor="text1"/>
-              </w:rPr>
-              <w:br/>
-            </w:r>
-            <w:r>
-              <w:rPr>
-                <w:color w:val="000000" w:themeColor="text1"/>
-                <w:sz w:val="18"/>
-              </w:rPr>
-              <w:t>Antes de su realización, se recomienda la lectura del componente formativo</w:t>
-            </w:r>
-            <w:r>
-              <w:rPr>
-                <w:color w:val="000000" w:themeColor="text1"/>
-              </w:rPr>
-              <w:br/>
-            </w:r>
-            <w:r>
-              <w:rPr>
-                <w:color w:val="000000" w:themeColor="text1"/>
-                <w:sz w:val="18"/>
-              </w:rPr>
-              <w:t>mencionado. Es opcional (no es calificable), y puede realizarse todas las veces</w:t>
-            </w:r>
-            <w:r>
-              <w:rPr>
-                <w:color w:val="000000" w:themeColor="text1"/>
-              </w:rPr>
-              <w:br/>
-            </w:r>
-            <w:r>
-              <w:rPr>
-                <w:color w:val="000000" w:themeColor="text1"/>
-                <w:sz w:val="18"/>
-              </w:rPr>
-              <w:t>que se desee.</w:t>
-            </w:r>
-            <w:r>
-              <w:rPr>
-                <w:color w:val="000000" w:themeColor="text1"/>
-              </w:rPr>
-              <w:br/>
-            </w:r>
-            <w:r>
-              <w:rPr>
-                <w:color w:val="000000" w:themeColor="text1"/>
-              </w:rPr>
-              <w:br/>
-            </w:r>
-            <w:r>
-              <w:rPr>
-                <w:color w:val="000000" w:themeColor="text1"/>
-                <w:sz w:val="18"/>
-              </w:rPr>
-              <w:t>Lea la pregunta de cada ítem y seleccione la respuesta correcta.</w:t>
-            </w:r>
-          </w:p>
-        </w:tc>
-      </w:tr>
-      <w:tr>
-        <w:trPr>
-          <w:cnfStyle w:val="000000100000" w:firstRow="0" w:lastRow="0" w:firstColumn="0" w:lastColumn="0" w:oddVBand="0" w:evenVBand="0" w:oddHBand="1" w:evenHBand="0" w:firstRowFirstColumn="0" w:firstRowLastColumn="0" w:lastRowFirstColumn="0" w:lastRowLastColumn="0"/>
+            <w:shd w:val="clear" w:color="auto" w:fill="auto"/>
+            <w:vAlign w:val="center"/>
+          </w:tcPr>
+          <w:p>
+            <w:pPr>
+              <w:cnfStyle w:val="000000100000" w:firstRow="0" w:lastRow="0" w:firstColumn="0" w:lastColumn="0" w:oddVBand="0" w:evenVBand="0" w:oddHBand="1" w:evenHBand="0" w:firstRowFirstColumn="0" w:firstRowLastColumn="0" w:lastRowFirstColumn="0" w:lastRowLastColumn="0"/>
+              <w:rPr>
+                <w:color w:val="000000" w:themeColor="text1"/>
+              </w:rPr>
+            </w:pPr>
+            <w:r>
+              <w:rPr>
+                <w:color w:val="000000" w:themeColor="text1"/>
+                <w:sz w:val="18"/>
+              </w:rPr>
+              <w:t>Cuestionario: clasificación de defectos e informes de calidad.</w:t>
+            </w:r>
+          </w:p>
+        </w:tc>
+      </w:tr>
+      <w:tr>
+        <w:trPr>
           <w:cantSplit/>
         </w:trPr>
         <w:tc>
@@ -553,6 +591,7 @@
             <w:cnfStyle w:val="001000000000" w:firstRow="0" w:lastRow="0" w:firstColumn="1" w:lastColumn="0" w:oddVBand="0" w:evenVBand="0" w:oddHBand="0" w:evenHBand="0" w:firstRowFirstColumn="0" w:firstRowLastColumn="0" w:lastRowFirstColumn="0" w:lastRowLastColumn="0"/>
             <w:tcW w:w="2534" w:type="dxa"/>
             <w:gridSpan w:val="2"/>
+            <w:shd w:val="clear" w:color="auto" w:fill="FBE5D5"/>
           </w:tcPr>
           <w:p>
             <w:pPr>
@@ -565,116 +604,59 @@
             </w:pPr>
             <w:r>
               <w:rPr>
+                <w:color w:val="595959"/>
+                <w:sz w:val="20"/>
+                <w:szCs w:val="20"/>
+              </w:rPr>
+              <w:t>Objetivo de la actividad</w:t>
+            </w:r>
+          </w:p>
+        </w:tc>
+        <w:tc>
+          <w:tcPr>
+            <w:tcW w:w="7620" w:type="dxa"/>
+            <w:gridSpan w:val="2"/>
+            <w:vAlign w:val="center"/>
+          </w:tcPr>
+          <w:p>
+            <w:pPr>
+              <w:cnfStyle w:val="000000000000" w:firstRow="0" w:lastRow="0" w:firstColumn="0" w:lastColumn="0" w:oddVBand="0" w:evenVBand="0" w:oddHBand="0" w:evenHBand="0" w:firstRowFirstColumn="0" w:firstRowLastColumn="0" w:lastRowFirstColumn="0" w:lastRowLastColumn="0"/>
+              <w:rPr>
+                <w:color w:val="000000" w:themeColor="text1"/>
+              </w:rPr>
+            </w:pPr>
+            <w:r>
+              <w:rPr>
+                <w:color w:val="000000" w:themeColor="text1"/>
+                <w:sz w:val="18"/>
+              </w:rPr>
+              <w:t>Evaluar la comprensión de los aprendices sobre los conceptos relacionados con la clasificación de defectos, niveles de calidad, ubicación del defecto, uso de tablas militares para planes de muestreo, informes e indicadores de calidad, herramientas básicas de control de calidad, análisis de datos, gráficos de calidad, planes de acción, acciones correctivas y acciones de mejora aplicadas al control de calidad en confección industrial.</w:t>
+            </w:r>
+          </w:p>
+        </w:tc>
+      </w:tr>
+      <w:tr>
+        <w:trPr>
+          <w:cnfStyle w:val="000000100000" w:firstRow="0" w:lastRow="0" w:firstColumn="0" w:lastColumn="0" w:oddVBand="0" w:evenVBand="0" w:oddHBand="1" w:evenHBand="0" w:firstRowFirstColumn="0" w:firstRowLastColumn="0" w:lastRowFirstColumn="0" w:lastRowLastColumn="0"/>
+          <w:cantSplit/>
+        </w:trPr>
+        <w:tc>
+          <w:tcPr>
+            <w:cnfStyle w:val="001000000000" w:firstRow="0" w:lastRow="0" w:firstColumn="1" w:lastColumn="0" w:oddVBand="0" w:evenVBand="0" w:oddHBand="0" w:evenHBand="0" w:firstRowFirstColumn="0" w:firstRowLastColumn="0" w:lastRowFirstColumn="0" w:lastRowLastColumn="0"/>
+            <w:tcW w:w="2534" w:type="dxa"/>
+            <w:gridSpan w:val="2"/>
+          </w:tcPr>
+          <w:p>
+            <w:pPr>
+              <w:rPr>
                 <w:rFonts w:eastAsia="Calibri"/>
                 <w:color w:val="595959"/>
                 <w:sz w:val="20"/>
                 <w:szCs w:val="20"/>
               </w:rPr>
-              <w:t>Nombre de la Actividad</w:t>
-            </w:r>
-          </w:p>
-        </w:tc>
-        <w:tc>
-          <w:tcPr>
-            <w:tcW w:w="7620" w:type="dxa"/>
-            <w:gridSpan w:val="2"/>
-            <w:shd w:val="clear" w:color="auto" w:fill="auto"/>
-            <w:vAlign w:val="center"/>
-          </w:tcPr>
-          <w:p>
-            <w:pPr>
-              <w:cnfStyle w:val="000000100000" w:firstRow="0" w:lastRow="0" w:firstColumn="0" w:lastColumn="0" w:oddVBand="0" w:evenVBand="0" w:oddHBand="1" w:evenHBand="0" w:firstRowFirstColumn="0" w:firstRowLastColumn="0" w:lastRowFirstColumn="0" w:lastRowLastColumn="0"/>
-              <w:rPr>
-                <w:color w:val="000000" w:themeColor="text1"/>
-              </w:rPr>
-            </w:pPr>
-            <w:r>
-              <w:rPr>
-                <w:color w:val="000000" w:themeColor="text1"/>
-                <w:sz w:val="18"/>
-              </w:rPr>
-              <w:t>Cuestionario: clasificación de defectos e informes de calidad.</w:t>
-            </w:r>
-          </w:p>
-        </w:tc>
-      </w:tr>
-      <w:tr>
-        <w:trPr>
-          <w:cantSplit/>
-        </w:trPr>
-        <w:tc>
-          <w:tcPr>
-            <w:cnfStyle w:val="001000000000" w:firstRow="0" w:lastRow="0" w:firstColumn="1" w:lastColumn="0" w:oddVBand="0" w:evenVBand="0" w:oddHBand="0" w:evenHBand="0" w:firstRowFirstColumn="0" w:firstRowLastColumn="0" w:lastRowFirstColumn="0" w:lastRowLastColumn="0"/>
-            <w:tcW w:w="2534" w:type="dxa"/>
-            <w:gridSpan w:val="2"/>
-            <w:shd w:val="clear" w:color="auto" w:fill="FBE5D5"/>
-          </w:tcPr>
-          <w:p>
-            <w:pPr>
-              <w:rPr>
-                <w:rFonts w:eastAsia="Calibri"/>
-                <w:color w:val="595959"/>
-                <w:sz w:val="20"/>
-                <w:szCs w:val="20"/>
-              </w:rPr>
-            </w:pPr>
-            <w:r>
-              <w:rPr>
-                <w:rFonts w:eastAsia="Calibri"/>
-                <w:color w:val="595959"/>
-                <w:sz w:val="20"/>
-                <w:szCs w:val="20"/>
-              </w:rPr>
-              <w:t>Objetivo de la actividad</w:t>
-            </w:r>
-          </w:p>
-        </w:tc>
-        <w:tc>
-          <w:tcPr>
-            <w:tcW w:w="7620" w:type="dxa"/>
-            <w:gridSpan w:val="2"/>
-            <w:vAlign w:val="center"/>
-          </w:tcPr>
-          <w:p>
-            <w:pPr>
-              <w:cnfStyle w:val="000000000000" w:firstRow="0" w:lastRow="0" w:firstColumn="0" w:lastColumn="0" w:oddVBand="0" w:evenVBand="0" w:oddHBand="0" w:evenHBand="0" w:firstRowFirstColumn="0" w:firstRowLastColumn="0" w:lastRowFirstColumn="0" w:lastRowLastColumn="0"/>
-              <w:rPr>
-                <w:color w:val="000000" w:themeColor="text1"/>
-              </w:rPr>
-            </w:pPr>
-            <w:r>
-              <w:rPr>
-                <w:color w:val="000000" w:themeColor="text1"/>
-                <w:sz w:val="18"/>
-              </w:rPr>
-              <w:t>Evaluar la comprensión de los aprendices sobre los conceptos relacionados con la clasificación de defectos, niveles de calidad, ubicación del defecto, uso de tablas militares para planes de muestreo, informes e indicadores de calidad, herramientas básicas de control de calidad, análisis de datos, gráficos de calidad, planes de acción, acciones correctivas y acciones de mejora aplicadas al control de calidad en confección industrial.</w:t>
-            </w:r>
-          </w:p>
-        </w:tc>
-      </w:tr>
-      <w:tr>
-        <w:trPr>
-          <w:cnfStyle w:val="000000100000" w:firstRow="0" w:lastRow="0" w:firstColumn="0" w:lastColumn="0" w:oddVBand="0" w:evenVBand="0" w:oddHBand="1" w:evenHBand="0" w:firstRowFirstColumn="0" w:firstRowLastColumn="0" w:lastRowFirstColumn="0" w:lastRowLastColumn="0"/>
-          <w:cantSplit/>
-        </w:trPr>
-        <w:tc>
-          <w:tcPr>
-            <w:cnfStyle w:val="001000000000" w:firstRow="0" w:lastRow="0" w:firstColumn="1" w:lastColumn="0" w:oddVBand="0" w:evenVBand="0" w:oddHBand="0" w:evenHBand="0" w:firstRowFirstColumn="0" w:firstRowLastColumn="0" w:lastRowFirstColumn="0" w:lastRowLastColumn="0"/>
-            <w:tcW w:w="2534" w:type="dxa"/>
-            <w:gridSpan w:val="2"/>
-          </w:tcPr>
-          <w:p>
-            <w:pPr>
-              <w:rPr>
-                <w:rFonts w:eastAsia="Calibri"/>
-                <w:color w:val="595959"/>
-                <w:sz w:val="20"/>
-                <w:szCs w:val="20"/>
-              </w:rPr>
-            </w:pPr>
-            <w:r>
-              <w:rPr>
-                <w:rFonts w:eastAsia="Calibri"/>
+            </w:pPr>
+            <w:r>
+              <w:rPr>
                 <w:color w:val="595959"/>
                 <w:sz w:val="20"/>
                 <w:szCs w:val="20"/>
@@ -731,7 +713,6 @@
             </w:pPr>
             <w:r>
               <w:rPr>
-                <w:rFonts w:eastAsia="Calibri"/>
                 <w:color w:val="595959"/>
                 <w:sz w:val="20"/>
                 <w:szCs w:val="20"/>
@@ -762,9 +743,8 @@
             </w:pPr>
             <w:r>
               <w:rPr>
-                <w:b w:val="0"/>
-                <w:color w:val="000000" w:themeColor="text1"/>
-                <w:sz w:val="18"/>
+                <w:color w:val="000000" w:themeColor="text1"/>
+                <w:sz w:val="20"/>
               </w:rPr>
               <w:t>Pregunta 1</w:t>
             </w:r>
@@ -785,7 +765,7 @@
             <w:r>
               <w:rPr>
                 <w:color w:val="000000" w:themeColor="text1"/>
-                <w:sz w:val="18"/>
+                <w:sz w:val="20"/>
               </w:rPr>
               <w:t>¿Cuál es el propósito de clasificar los defectos en las prendas?</w:t>
             </w:r>
@@ -1111,6 +1091,7 @@
             <w:r>
               <w:rPr>
                 <w:color w:val="000000" w:themeColor="text1"/>
+                <w:sz w:val="20"/>
               </w:rPr>
               <w:br/>
             </w:r>
@@ -1178,6 +1159,7 @@
             <w:r>
               <w:rPr>
                 <w:color w:val="000000" w:themeColor="text1"/>
+                <w:sz w:val="20"/>
               </w:rPr>
               <w:br/>
             </w:r>
@@ -1236,9 +1218,8 @@
             </w:pPr>
             <w:r>
               <w:rPr>
-                <w:b w:val="0"/>
-                <w:color w:val="000000" w:themeColor="text1"/>
-                <w:sz w:val="18"/>
+                <w:color w:val="000000" w:themeColor="text1"/>
+                <w:sz w:val="20"/>
               </w:rPr>
               <w:t>Pregunta 2</w:t>
             </w:r>
@@ -1258,6 +1239,13 @@
                 <w:color w:val="000000" w:themeColor="text1"/>
               </w:rPr>
             </w:pPr>
+            <w:r>
+              <w:rPr>
+                <w:color w:val="000000" w:themeColor="text1"/>
+                <w:sz w:val="20"/>
+              </w:rPr>
+              <w:t>¿Qué caracteriza a un defecto menor en una prenda?</w:t>
+            </w:r>
           </w:p>
         </w:tc>
       </w:tr>
@@ -1562,6 +1550,7 @@
             <w:r>
               <w:rPr>
                 <w:color w:val="000000" w:themeColor="text1"/>
+                <w:sz w:val="20"/>
               </w:rPr>
               <w:br/>
             </w:r>
@@ -1629,6 +1618,7 @@
             <w:r>
               <w:rPr>
                 <w:color w:val="000000" w:themeColor="text1"/>
+                <w:sz w:val="20"/>
               </w:rPr>
               <w:br/>
             </w:r>
@@ -1687,11 +1677,9 @@
             </w:pPr>
             <w:r>
               <w:rPr>
-                <w:b w:val="0"/>
-                <w:color w:val="000000" w:themeColor="text1"/>
-                <w:sz w:val="18"/>
-              </w:rPr>
-              <w:lastRenderedPageBreak/>
+                <w:color w:val="000000" w:themeColor="text1"/>
+                <w:sz w:val="20"/>
+              </w:rPr>
               <w:t>Pregunta 3</w:t>
             </w:r>
           </w:p>
@@ -1709,6 +1697,13 @@
                 <w:color w:val="000000" w:themeColor="text1"/>
               </w:rPr>
             </w:pPr>
+            <w:r>
+              <w:rPr>
+                <w:color w:val="000000" w:themeColor="text1"/>
+                <w:sz w:val="20"/>
+              </w:rPr>
+              <w:t>¿Qué es un defecto mayor?</w:t>
+            </w:r>
           </w:p>
         </w:tc>
       </w:tr>
@@ -1735,6 +1730,7 @@
                 <w:color w:val="000000" w:themeColor="text1"/>
                 <w:sz w:val="18"/>
               </w:rPr>
+              <w:lastRenderedPageBreak/>
               <w:t>Opción a)</w:t>
             </w:r>
           </w:p>
@@ -2013,6 +2009,7 @@
             <w:r>
               <w:rPr>
                 <w:color w:val="000000" w:themeColor="text1"/>
+                <w:sz w:val="20"/>
               </w:rPr>
               <w:br/>
             </w:r>
@@ -2080,6 +2077,7 @@
             <w:r>
               <w:rPr>
                 <w:color w:val="000000" w:themeColor="text1"/>
+                <w:sz w:val="20"/>
               </w:rPr>
               <w:br/>
             </w:r>
@@ -2138,9 +2136,8 @@
             </w:pPr>
             <w:r>
               <w:rPr>
-                <w:b w:val="0"/>
-                <w:color w:val="000000" w:themeColor="text1"/>
-                <w:sz w:val="18"/>
+                <w:color w:val="000000" w:themeColor="text1"/>
+                <w:sz w:val="20"/>
               </w:rPr>
               <w:t>Pregunta 4</w:t>
             </w:r>
@@ -2160,6 +2157,13 @@
                 <w:color w:val="000000" w:themeColor="text1"/>
               </w:rPr>
             </w:pPr>
+            <w:r>
+              <w:rPr>
+                <w:color w:val="000000" w:themeColor="text1"/>
+                <w:sz w:val="20"/>
+              </w:rPr>
+              <w:t>¿Cuál de los siguientes ejemplos corresponde a un defecto crítico?</w:t>
+            </w:r>
           </w:p>
         </w:tc>
       </w:tr>
@@ -2468,6 +2472,7 @@
             <w:r>
               <w:rPr>
                 <w:color w:val="000000" w:themeColor="text1"/>
+                <w:sz w:val="20"/>
               </w:rPr>
               <w:br/>
             </w:r>
@@ -2535,6 +2540,7 @@
             <w:r>
               <w:rPr>
                 <w:color w:val="000000" w:themeColor="text1"/>
+                <w:sz w:val="20"/>
               </w:rPr>
               <w:br/>
             </w:r>
@@ -2593,9 +2599,8 @@
             </w:pPr>
             <w:r>
               <w:rPr>
-                <w:b w:val="0"/>
-                <w:color w:val="000000" w:themeColor="text1"/>
-                <w:sz w:val="18"/>
+                <w:color w:val="000000" w:themeColor="text1"/>
+                <w:sz w:val="20"/>
               </w:rPr>
               <w:t>Pregunta 5</w:t>
             </w:r>
@@ -2614,6 +2619,13 @@
                 <w:color w:val="000000" w:themeColor="text1"/>
               </w:rPr>
             </w:pPr>
+            <w:r>
+              <w:rPr>
+                <w:color w:val="000000" w:themeColor="text1"/>
+                <w:sz w:val="20"/>
+              </w:rPr>
+              <w:t>¿Por qué es importante ubicar el defecto dentro del proceso de confección?</w:t>
+            </w:r>
           </w:p>
         </w:tc>
       </w:tr>
@@ -2922,6 +2934,7 @@
             <w:r>
               <w:rPr>
                 <w:color w:val="000000" w:themeColor="text1"/>
+                <w:sz w:val="20"/>
               </w:rPr>
               <w:br/>
             </w:r>
@@ -2989,6 +3002,7 @@
             <w:r>
               <w:rPr>
                 <w:color w:val="000000" w:themeColor="text1"/>
+                <w:sz w:val="20"/>
               </w:rPr>
               <w:br/>
             </w:r>
@@ -3047,9 +3061,8 @@
             </w:pPr>
             <w:r>
               <w:rPr>
-                <w:b w:val="0"/>
-                <w:color w:val="000000" w:themeColor="text1"/>
-                <w:sz w:val="18"/>
+                <w:color w:val="000000" w:themeColor="text1"/>
+                <w:sz w:val="20"/>
               </w:rPr>
               <w:t>Pregunta 6</w:t>
             </w:r>
@@ -3069,6 +3082,13 @@
                 <w:color w:val="000000" w:themeColor="text1"/>
               </w:rPr>
             </w:pPr>
+            <w:r>
+              <w:rPr>
+                <w:color w:val="000000" w:themeColor="text1"/>
+                <w:sz w:val="20"/>
+              </w:rPr>
+              <w:t>¿Qué se debe tener en cuenta para realizar un plan de muestreo por atributos?</w:t>
+            </w:r>
           </w:p>
         </w:tc>
       </w:tr>
@@ -3377,6 +3397,7 @@
             <w:r>
               <w:rPr>
                 <w:color w:val="000000" w:themeColor="text1"/>
+                <w:sz w:val="20"/>
               </w:rPr>
               <w:br/>
             </w:r>
@@ -3444,6 +3465,7 @@
             <w:r>
               <w:rPr>
                 <w:color w:val="000000" w:themeColor="text1"/>
+                <w:sz w:val="20"/>
               </w:rPr>
               <w:br/>
             </w:r>
@@ -3502,9 +3524,8 @@
             </w:pPr>
             <w:r>
               <w:rPr>
-                <w:b w:val="0"/>
-                <w:color w:val="000000" w:themeColor="text1"/>
-                <w:sz w:val="18"/>
+                <w:color w:val="000000" w:themeColor="text1"/>
+                <w:sz w:val="20"/>
               </w:rPr>
               <w:t>Pregunta 7</w:t>
             </w:r>
@@ -3523,6 +3544,13 @@
                 <w:color w:val="000000" w:themeColor="text1"/>
               </w:rPr>
             </w:pPr>
+            <w:r>
+              <w:rPr>
+                <w:color w:val="000000" w:themeColor="text1"/>
+                <w:sz w:val="20"/>
+              </w:rPr>
+              <w:t>En las tablas militares, ¿a qué corresponde el nivel de inspección general tipo II?</w:t>
+            </w:r>
           </w:p>
         </w:tc>
       </w:tr>
@@ -3830,6 +3858,7 @@
             <w:r>
               <w:rPr>
                 <w:color w:val="000000" w:themeColor="text1"/>
+                <w:sz w:val="20"/>
               </w:rPr>
               <w:br/>
             </w:r>
@@ -3897,6 +3926,7 @@
             <w:r>
               <w:rPr>
                 <w:color w:val="000000" w:themeColor="text1"/>
+                <w:sz w:val="20"/>
               </w:rPr>
               <w:br/>
             </w:r>
@@ -3955,9 +3985,8 @@
             </w:pPr>
             <w:r>
               <w:rPr>
-                <w:b w:val="0"/>
-                <w:color w:val="000000" w:themeColor="text1"/>
-                <w:sz w:val="18"/>
+                <w:color w:val="000000" w:themeColor="text1"/>
+                <w:sz w:val="20"/>
               </w:rPr>
               <w:t>Pregunta 8</w:t>
             </w:r>
@@ -3977,6 +4006,13 @@
                 <w:color w:val="000000" w:themeColor="text1"/>
               </w:rPr>
             </w:pPr>
+            <w:r>
+              <w:rPr>
+                <w:color w:val="000000" w:themeColor="text1"/>
+                <w:sz w:val="20"/>
+              </w:rPr>
+              <w:t>¿Qué se debe hacer cuando se selecciona una inspección reducida y un lote es rechazado?</w:t>
+            </w:r>
           </w:p>
         </w:tc>
       </w:tr>
@@ -4285,6 +4321,7 @@
             <w:r>
               <w:rPr>
                 <w:color w:val="000000" w:themeColor="text1"/>
+                <w:sz w:val="20"/>
               </w:rPr>
               <w:br/>
             </w:r>
@@ -4353,6 +4390,7 @@
             <w:r>
               <w:rPr>
                 <w:color w:val="000000" w:themeColor="text1"/>
+                <w:sz w:val="20"/>
               </w:rPr>
               <w:br/>
             </w:r>
@@ -4411,9 +4449,8 @@
             </w:pPr>
             <w:r>
               <w:rPr>
-                <w:b w:val="0"/>
-                <w:color w:val="000000" w:themeColor="text1"/>
-                <w:sz w:val="18"/>
+                <w:color w:val="000000" w:themeColor="text1"/>
+                <w:sz w:val="20"/>
               </w:rPr>
               <w:t>Pregunta 9</w:t>
             </w:r>
@@ -4432,6 +4469,13 @@
                 <w:color w:val="000000" w:themeColor="text1"/>
               </w:rPr>
             </w:pPr>
+            <w:r>
+              <w:rPr>
+                <w:color w:val="000000" w:themeColor="text1"/>
+                <w:sz w:val="20"/>
+              </w:rPr>
+              <w:t>¿Cuál es la estructura básica de un informe de calidad?</w:t>
+            </w:r>
           </w:p>
         </w:tc>
       </w:tr>
@@ -4740,6 +4784,7 @@
             <w:r>
               <w:rPr>
                 <w:color w:val="000000" w:themeColor="text1"/>
+                <w:sz w:val="20"/>
               </w:rPr>
               <w:br/>
             </w:r>
@@ -4807,6 +4852,7 @@
             <w:r>
               <w:rPr>
                 <w:color w:val="000000" w:themeColor="text1"/>
+                <w:sz w:val="20"/>
               </w:rPr>
               <w:br/>
             </w:r>
@@ -4865,9 +4911,8 @@
             </w:pPr>
             <w:r>
               <w:rPr>
-                <w:b w:val="0"/>
-                <w:color w:val="000000" w:themeColor="text1"/>
-                <w:sz w:val="18"/>
+                <w:color w:val="000000" w:themeColor="text1"/>
+                <w:sz w:val="20"/>
               </w:rPr>
               <w:t>Pregunta 10</w:t>
             </w:r>
@@ -4887,6 +4932,13 @@
                 <w:color w:val="000000" w:themeColor="text1"/>
               </w:rPr>
             </w:pPr>
+            <w:r>
+              <w:rPr>
+                <w:color w:val="000000" w:themeColor="text1"/>
+                <w:sz w:val="20"/>
+              </w:rPr>
+              <w:t>¿Qué es un indicador de calidad?</w:t>
+            </w:r>
           </w:p>
         </w:tc>
       </w:tr>
@@ -5195,6 +5247,7 @@
             <w:r>
               <w:rPr>
                 <w:color w:val="000000" w:themeColor="text1"/>
+                <w:sz w:val="20"/>
               </w:rPr>
               <w:br/>
             </w:r>
@@ -5262,6 +5315,7 @@
             <w:r>
               <w:rPr>
                 <w:color w:val="000000" w:themeColor="text1"/>
+                <w:sz w:val="20"/>
               </w:rPr>
               <w:br/>
             </w:r>
@@ -5341,8 +5395,9 @@
             </w:pPr>
             <w:r>
               <w:rPr>
-                <w:color w:val="000000" w:themeColor="text1"/>
-                <w:sz w:val="18"/>
+                <w:b/>
+                <w:color w:val="000000" w:themeColor="text1"/>
+                <w:sz w:val="20"/>
               </w:rPr>
               <w:t>Pregunta 11</w:t>
             </w:r>
@@ -5361,6 +5416,13 @@
                 <w:color w:val="000000" w:themeColor="text1"/>
               </w:rPr>
             </w:pPr>
+            <w:r>
+              <w:rPr>
+                <w:color w:val="000000" w:themeColor="text1"/>
+                <w:sz w:val="20"/>
+              </w:rPr>
+              <w:t>¿Cómo se calcula el indicador de reproceso?</w:t>
+            </w:r>
           </w:p>
         </w:tc>
       </w:tr>
@@ -5647,6 +5709,7 @@
             <w:r>
               <w:rPr>
                 <w:color w:val="000000" w:themeColor="text1"/>
+                <w:sz w:val="20"/>
               </w:rPr>
               <w:br/>
             </w:r>
@@ -5710,6 +5773,7 @@
             <w:r>
               <w:rPr>
                 <w:color w:val="000000" w:themeColor="text1"/>
+                <w:sz w:val="20"/>
               </w:rPr>
               <w:br/>
             </w:r>
@@ -5765,8 +5829,9 @@
             </w:pPr>
             <w:r>
               <w:rPr>
-                <w:color w:val="000000" w:themeColor="text1"/>
-                <w:sz w:val="18"/>
+                <w:b/>
+                <w:color w:val="000000" w:themeColor="text1"/>
+                <w:sz w:val="20"/>
               </w:rPr>
               <w:t>Pregunta 12</w:t>
             </w:r>
@@ -5785,6 +5850,13 @@
                 <w:color w:val="000000" w:themeColor="text1"/>
               </w:rPr>
             </w:pPr>
+            <w:r>
+              <w:rPr>
+                <w:color w:val="000000" w:themeColor="text1"/>
+                <w:sz w:val="20"/>
+              </w:rPr>
+              <w:t>¿Para qué sirve una hoja de verificación o chequeo?</w:t>
+            </w:r>
           </w:p>
         </w:tc>
       </w:tr>
@@ -6071,6 +6143,7 @@
             <w:r>
               <w:rPr>
                 <w:color w:val="000000" w:themeColor="text1"/>
+                <w:sz w:val="20"/>
               </w:rPr>
               <w:br/>
             </w:r>
@@ -6134,6 +6207,7 @@
             <w:r>
               <w:rPr>
                 <w:color w:val="000000" w:themeColor="text1"/>
+                <w:sz w:val="20"/>
               </w:rPr>
               <w:br/>
             </w:r>
@@ -6189,8 +6263,9 @@
             </w:pPr>
             <w:r>
               <w:rPr>
-                <w:color w:val="000000" w:themeColor="text1"/>
-                <w:sz w:val="18"/>
+                <w:b/>
+                <w:color w:val="000000" w:themeColor="text1"/>
+                <w:sz w:val="20"/>
               </w:rPr>
               <w:t>Pregunta 13</w:t>
             </w:r>
@@ -6204,11 +6279,12 @@
             <w:vAlign w:val="center"/>
           </w:tcPr>
           <w:p>
-            <w:pPr>
-              <w:rPr>
-                <w:color w:val="000000" w:themeColor="text1"/>
-              </w:rPr>
-            </w:pPr>
+            <w:r>
+              <w:rPr>
+                <w:sz w:val="20"/>
+              </w:rPr>
+              <w:t>¿Cuál es el propósito del histograma?</w:t>
+            </w:r>
           </w:p>
         </w:tc>
       </w:tr>
@@ -6495,6 +6571,7 @@
             <w:r>
               <w:rPr>
                 <w:color w:val="000000" w:themeColor="text1"/>
+                <w:sz w:val="20"/>
               </w:rPr>
               <w:br/>
             </w:r>
@@ -6558,6 +6635,7 @@
             <w:r>
               <w:rPr>
                 <w:color w:val="000000" w:themeColor="text1"/>
+                <w:sz w:val="20"/>
               </w:rPr>
               <w:br/>
             </w:r>
@@ -6613,8 +6691,9 @@
             </w:pPr>
             <w:r>
               <w:rPr>
-                <w:color w:val="000000" w:themeColor="text1"/>
-                <w:sz w:val="18"/>
+                <w:b/>
+                <w:color w:val="000000" w:themeColor="text1"/>
+                <w:sz w:val="20"/>
               </w:rPr>
               <w:t>Pregunta 14</w:t>
             </w:r>
@@ -6628,11 +6707,12 @@
             <w:vAlign w:val="center"/>
           </w:tcPr>
           <w:p>
-            <w:pPr>
-              <w:rPr>
-                <w:color w:val="000000" w:themeColor="text1"/>
-              </w:rPr>
-            </w:pPr>
+            <w:r>
+              <w:rPr>
+                <w:sz w:val="20"/>
+              </w:rPr>
+              <w:t>¿Qué representa el diagrama causa-efecto?</w:t>
+            </w:r>
           </w:p>
         </w:tc>
       </w:tr>
@@ -6657,7 +6737,6 @@
                 <w:color w:val="000000" w:themeColor="text1"/>
                 <w:sz w:val="18"/>
               </w:rPr>
-              <w:lastRenderedPageBreak/>
               <w:t>Opción a)</w:t>
             </w:r>
           </w:p>
@@ -6699,1546 +6778,6 @@
             <w:r>
               <w:rPr>
                 <w:color w:val="000000" w:themeColor="text1"/>
-                <w:sz w:val="18"/>
-              </w:rPr>
-              <w:t>x</w:t>
-            </w:r>
-          </w:p>
-        </w:tc>
-      </w:tr>
-      <w:tr>
-        <w:trPr>
-          <w:cantSplit/>
-          <w:trHeight w:val="220"/>
-        </w:trPr>
-        <w:tc>
-          <w:tcPr>
-            <w:tcW w:w="1267" w:type="dxa"/>
-            <w:vAlign w:val="center"/>
-          </w:tcPr>
-          <w:p>
-            <w:r>
-              <w:rPr>
-                <w:sz w:val="18"/>
-              </w:rPr>
-              <w:t>Opción b)</w:t>
-            </w:r>
-          </w:p>
-        </w:tc>
-        <w:tc>
-          <w:tcPr>
-            <w:tcW w:w="6727" w:type="dxa"/>
-            <w:gridSpan w:val="2"/>
-            <w:shd w:val="clear" w:color="auto" w:fill="FFFFFF"/>
-            <w:vAlign w:val="center"/>
-          </w:tcPr>
-          <w:p>
-            <w:r>
-              <w:rPr>
-                <w:sz w:val="18"/>
-              </w:rPr>
-              <w:t>La distribución de frecuencias de una variable.</w:t>
-            </w:r>
-          </w:p>
-        </w:tc>
-        <w:tc>
-          <w:tcPr>
-            <w:tcW w:w="2160" w:type="dxa"/>
-            <w:shd w:val="clear" w:color="auto" w:fill="FFFFFF"/>
-            <w:vAlign w:val="center"/>
-          </w:tcPr>
-          <w:p/>
-        </w:tc>
-      </w:tr>
-      <w:tr>
-        <w:trPr>
-          <w:cantSplit/>
-          <w:trHeight w:val="220"/>
-        </w:trPr>
-        <w:tc>
-          <w:tcPr>
-            <w:tcW w:w="1267" w:type="dxa"/>
-            <w:vAlign w:val="center"/>
-          </w:tcPr>
-          <w:p>
-            <w:r>
-              <w:rPr>
-                <w:sz w:val="18"/>
-              </w:rPr>
-              <w:t>Opción c)</w:t>
-            </w:r>
-          </w:p>
-        </w:tc>
-        <w:tc>
-          <w:tcPr>
-            <w:tcW w:w="6727" w:type="dxa"/>
-            <w:gridSpan w:val="2"/>
-            <w:shd w:val="clear" w:color="auto" w:fill="FFFFFF"/>
-            <w:vAlign w:val="center"/>
-          </w:tcPr>
-          <w:p>
-            <w:r>
-              <w:rPr>
-                <w:sz w:val="18"/>
-              </w:rPr>
-              <w:t>La aceptación o rechazo de un lote según tablas militares.</w:t>
-            </w:r>
-          </w:p>
-        </w:tc>
-        <w:tc>
-          <w:tcPr>
-            <w:tcW w:w="2160" w:type="dxa"/>
-            <w:shd w:val="clear" w:color="auto" w:fill="FFFFFF"/>
-            <w:vAlign w:val="center"/>
-          </w:tcPr>
-          <w:p/>
-        </w:tc>
-      </w:tr>
-      <w:tr>
-        <w:trPr>
-          <w:cantSplit/>
-          <w:trHeight w:val="220"/>
-        </w:trPr>
-        <w:tc>
-          <w:tcPr>
-            <w:tcW w:w="1267" w:type="dxa"/>
-            <w:vAlign w:val="center"/>
-          </w:tcPr>
-          <w:p>
-            <w:r>
-              <w:rPr>
-                <w:sz w:val="18"/>
-              </w:rPr>
-              <w:t>Opción d)</w:t>
-            </w:r>
-          </w:p>
-        </w:tc>
-        <w:tc>
-          <w:tcPr>
-            <w:tcW w:w="6727" w:type="dxa"/>
-            <w:gridSpan w:val="2"/>
-            <w:shd w:val="clear" w:color="auto" w:fill="FFFFFF"/>
-            <w:vAlign w:val="center"/>
-          </w:tcPr>
-          <w:p>
-            <w:r>
-              <w:rPr>
-                <w:sz w:val="18"/>
-              </w:rPr>
-              <w:t>La fórmula para calcular devoluciones.</w:t>
-            </w:r>
-          </w:p>
-        </w:tc>
-        <w:tc>
-          <w:tcPr>
-            <w:tcW w:w="2160" w:type="dxa"/>
-            <w:shd w:val="clear" w:color="auto" w:fill="FFFFFF"/>
-            <w:vAlign w:val="center"/>
-          </w:tcPr>
-          <w:p/>
-        </w:tc>
-      </w:tr>
-      <w:tr>
-        <w:trPr>
-          <w:cantSplit/>
-          <w:trHeight w:val="220"/>
-        </w:trPr>
-        <w:tc>
-          <w:tcPr>
-            <w:tcW w:w="2534" w:type="dxa"/>
-            <w:gridSpan w:val="2"/>
-            <w:shd w:val="clear" w:color="auto" w:fill="FBE5D5"/>
-            <w:vAlign w:val="center"/>
-          </w:tcPr>
-          <w:p>
-            <w:r>
-              <w:rPr>
-                <w:sz w:val="18"/>
-              </w:rPr>
-              <w:t>Comentario respuesta</w:t>
-            </w:r>
-            <w:r>
-              <w:br/>
-            </w:r>
-            <w:r>
-              <w:rPr>
-                <w:sz w:val="18"/>
-              </w:rPr>
-              <w:t>correcta</w:t>
-            </w:r>
-          </w:p>
-        </w:tc>
-        <w:tc>
-          <w:tcPr>
-            <w:tcW w:w="7620" w:type="dxa"/>
-            <w:gridSpan w:val="2"/>
-            <w:shd w:val="clear" w:color="auto" w:fill="FFFFFF"/>
-            <w:vAlign w:val="center"/>
-          </w:tcPr>
-          <w:p>
-            <w:r>
-              <w:rPr>
-                <w:sz w:val="18"/>
-              </w:rPr>
-              <w:t>Se evidencia comprensión de los conceptos fundamentales abordados en el componente formativo.</w:t>
-            </w:r>
-          </w:p>
-        </w:tc>
-      </w:tr>
-      <w:tr>
-        <w:trPr>
-          <w:cantSplit/>
-          <w:trHeight w:val="220"/>
-        </w:trPr>
-        <w:tc>
-          <w:tcPr>
-            <w:tcW w:w="2534" w:type="dxa"/>
-            <w:gridSpan w:val="2"/>
-            <w:shd w:val="clear" w:color="auto" w:fill="FBE5D5"/>
-            <w:vAlign w:val="center"/>
-          </w:tcPr>
-          <w:p>
-            <w:r>
-              <w:rPr>
-                <w:sz w:val="18"/>
-              </w:rPr>
-              <w:t>Comentario respuesta</w:t>
-            </w:r>
-            <w:r>
-              <w:br/>
-            </w:r>
-            <w:r>
-              <w:rPr>
-                <w:sz w:val="18"/>
-              </w:rPr>
-              <w:t>incorrecta</w:t>
-            </w:r>
-          </w:p>
-        </w:tc>
-        <w:tc>
-          <w:tcPr>
-            <w:tcW w:w="7620" w:type="dxa"/>
-            <w:gridSpan w:val="2"/>
-            <w:shd w:val="clear" w:color="auto" w:fill="FFFFFF"/>
-            <w:vAlign w:val="center"/>
-          </w:tcPr>
-          <w:p>
-            <w:r>
-              <w:rPr>
-                <w:sz w:val="18"/>
-              </w:rPr>
-              <w:t>Revise nuevamente el contenido del componente formativo.</w:t>
-            </w:r>
-          </w:p>
-        </w:tc>
-      </w:tr>
-      <w:tr>
-        <w:trPr>
-          <w:cantSplit/>
-          <w:trHeight w:val="220"/>
-        </w:trPr>
-        <w:tc>
-          <w:tcPr>
-            <w:tcW w:w="2534" w:type="dxa"/>
-            <w:gridSpan w:val="2"/>
-            <w:shd w:val="clear" w:color="auto" w:fill="FBE5D5"/>
-            <w:vAlign w:val="center"/>
-          </w:tcPr>
-          <w:p>
-            <w:r>
-              <w:rPr>
-                <w:sz w:val="18"/>
-              </w:rPr>
-              <w:t>Pregunta 15</w:t>
-            </w:r>
-          </w:p>
-        </w:tc>
-        <w:tc>
-          <w:tcPr>
-            <w:tcW w:w="7620" w:type="dxa"/>
-            <w:gridSpan w:val="2"/>
-            <w:shd w:val="clear" w:color="auto" w:fill="FBE5D5"/>
-            <w:vAlign w:val="center"/>
-          </w:tcPr>
-          <w:p/>
-        </w:tc>
-      </w:tr>
-      <w:tr>
-        <w:trPr>
-          <w:cantSplit/>
-          <w:trHeight w:val="220"/>
-        </w:trPr>
-        <w:tc>
-          <w:tcPr>
-            <w:tcW w:w="1267" w:type="dxa"/>
-            <w:vAlign w:val="center"/>
-          </w:tcPr>
-          <w:p>
-            <w:r>
-              <w:rPr>
-                <w:sz w:val="18"/>
-              </w:rPr>
-              <w:t>Opción a)</w:t>
-            </w:r>
-          </w:p>
-        </w:tc>
-        <w:tc>
-          <w:tcPr>
-            <w:tcW w:w="6727" w:type="dxa"/>
-            <w:gridSpan w:val="2"/>
-            <w:shd w:val="clear" w:color="auto" w:fill="FFFFFF"/>
-            <w:vAlign w:val="center"/>
-          </w:tcPr>
-          <w:p>
-            <w:r>
-              <w:rPr>
-                <w:sz w:val="18"/>
-              </w:rPr>
-              <w:t>Los pocos vitales que generan la mayor parte de los defectos y los muchos triviales.</w:t>
-            </w:r>
-          </w:p>
-        </w:tc>
-        <w:tc>
-          <w:tcPr>
-            <w:tcW w:w="2160" w:type="dxa"/>
-            <w:shd w:val="clear" w:color="auto" w:fill="FFFFFF"/>
-            <w:vAlign w:val="center"/>
-          </w:tcPr>
-          <w:p>
-            <w:r>
-              <w:rPr>
-                <w:sz w:val="18"/>
-              </w:rPr>
-              <w:t>x</w:t>
-            </w:r>
-          </w:p>
-        </w:tc>
-      </w:tr>
-      <w:tr>
-        <w:trPr>
-          <w:cantSplit/>
-          <w:trHeight w:val="220"/>
-        </w:trPr>
-        <w:tc>
-          <w:tcPr>
-            <w:tcW w:w="1267" w:type="dxa"/>
-            <w:vAlign w:val="center"/>
-          </w:tcPr>
-          <w:p>
-            <w:r>
-              <w:rPr>
-                <w:sz w:val="18"/>
-              </w:rPr>
-              <w:t>Opción b)</w:t>
-            </w:r>
-          </w:p>
-        </w:tc>
-        <w:tc>
-          <w:tcPr>
-            <w:tcW w:w="6727" w:type="dxa"/>
-            <w:gridSpan w:val="2"/>
-            <w:shd w:val="clear" w:color="auto" w:fill="FFFFFF"/>
-            <w:vAlign w:val="center"/>
-          </w:tcPr>
-          <w:p>
-            <w:r>
-              <w:rPr>
-                <w:sz w:val="18"/>
-              </w:rPr>
-              <w:t>La relación entre dos variables ubicadas en los ejes X y Y.</w:t>
-            </w:r>
-          </w:p>
-        </w:tc>
-        <w:tc>
-          <w:tcPr>
-            <w:tcW w:w="2160" w:type="dxa"/>
-            <w:shd w:val="clear" w:color="auto" w:fill="FFFFFF"/>
-            <w:vAlign w:val="center"/>
-          </w:tcPr>
-          <w:p/>
-        </w:tc>
-      </w:tr>
-      <w:tr>
-        <w:trPr>
-          <w:cantSplit/>
-          <w:trHeight w:val="220"/>
-        </w:trPr>
-        <w:tc>
-          <w:tcPr>
-            <w:tcW w:w="1267" w:type="dxa"/>
-            <w:vAlign w:val="center"/>
-          </w:tcPr>
-          <w:p>
-            <w:r>
-              <w:rPr>
-                <w:sz w:val="18"/>
-              </w:rPr>
-              <w:t>Opción c)</w:t>
-            </w:r>
-          </w:p>
-        </w:tc>
-        <w:tc>
-          <w:tcPr>
-            <w:tcW w:w="6727" w:type="dxa"/>
-            <w:gridSpan w:val="2"/>
-            <w:shd w:val="clear" w:color="auto" w:fill="FFFFFF"/>
-            <w:vAlign w:val="center"/>
-          </w:tcPr>
-          <w:p>
-            <w:r>
-              <w:rPr>
-                <w:sz w:val="18"/>
-              </w:rPr>
-              <w:t>La línea central y los límites de control del proceso.</w:t>
-            </w:r>
-          </w:p>
-        </w:tc>
-        <w:tc>
-          <w:tcPr>
-            <w:tcW w:w="2160" w:type="dxa"/>
-            <w:shd w:val="clear" w:color="auto" w:fill="FFFFFF"/>
-            <w:vAlign w:val="center"/>
-          </w:tcPr>
-          <w:p/>
-        </w:tc>
-      </w:tr>
-      <w:tr>
-        <w:trPr>
-          <w:cantSplit/>
-          <w:trHeight w:val="220"/>
-        </w:trPr>
-        <w:tc>
-          <w:tcPr>
-            <w:tcW w:w="1267" w:type="dxa"/>
-            <w:vAlign w:val="center"/>
-          </w:tcPr>
-          <w:p>
-            <w:r>
-              <w:rPr>
-                <w:sz w:val="18"/>
-              </w:rPr>
-              <w:t>Opción d)</w:t>
-            </w:r>
-          </w:p>
-        </w:tc>
-        <w:tc>
-          <w:tcPr>
-            <w:tcW w:w="6727" w:type="dxa"/>
-            <w:gridSpan w:val="2"/>
-            <w:shd w:val="clear" w:color="auto" w:fill="FFFFFF"/>
-            <w:vAlign w:val="center"/>
-          </w:tcPr>
-          <w:p>
-            <w:r>
-              <w:rPr>
-                <w:sz w:val="18"/>
-              </w:rPr>
-              <w:t>La muestra física de la referencia a producir.</w:t>
-            </w:r>
-          </w:p>
-        </w:tc>
-        <w:tc>
-          <w:tcPr>
-            <w:tcW w:w="2160" w:type="dxa"/>
-            <w:shd w:val="clear" w:color="auto" w:fill="FFFFFF"/>
-            <w:vAlign w:val="center"/>
-          </w:tcPr>
-          <w:p/>
-        </w:tc>
-      </w:tr>
-      <w:tr>
-        <w:trPr>
-          <w:cantSplit/>
-          <w:trHeight w:val="220"/>
-        </w:trPr>
-        <w:tc>
-          <w:tcPr>
-            <w:tcW w:w="2534" w:type="dxa"/>
-            <w:gridSpan w:val="2"/>
-            <w:shd w:val="clear" w:color="auto" w:fill="FBE5D5"/>
-            <w:vAlign w:val="center"/>
-          </w:tcPr>
-          <w:p>
-            <w:r>
-              <w:rPr>
-                <w:sz w:val="18"/>
-              </w:rPr>
-              <w:t>Comentario respuesta</w:t>
-            </w:r>
-            <w:r>
-              <w:br/>
-            </w:r>
-            <w:r>
-              <w:rPr>
-                <w:sz w:val="18"/>
-              </w:rPr>
-              <w:t>correcta</w:t>
-            </w:r>
-          </w:p>
-        </w:tc>
-        <w:tc>
-          <w:tcPr>
-            <w:tcW w:w="7620" w:type="dxa"/>
-            <w:gridSpan w:val="2"/>
-            <w:shd w:val="clear" w:color="auto" w:fill="FFFFFF"/>
-            <w:vAlign w:val="center"/>
-          </w:tcPr>
-          <w:p>
-            <w:r>
-              <w:rPr>
-                <w:sz w:val="18"/>
-              </w:rPr>
-              <w:t>Se evidencia comprensión de los conceptos fundamentales abordados en el componente formativo.</w:t>
-            </w:r>
-          </w:p>
-        </w:tc>
-      </w:tr>
-      <w:tr>
-        <w:trPr>
-          <w:cantSplit/>
-          <w:trHeight w:val="220"/>
-        </w:trPr>
-        <w:tc>
-          <w:tcPr>
-            <w:tcW w:w="2534" w:type="dxa"/>
-            <w:gridSpan w:val="2"/>
-            <w:shd w:val="clear" w:color="auto" w:fill="FBE5D5"/>
-            <w:vAlign w:val="center"/>
-          </w:tcPr>
-          <w:p>
-            <w:r>
-              <w:rPr>
-                <w:sz w:val="18"/>
-              </w:rPr>
-              <w:t>Comentario respuesta</w:t>
-            </w:r>
-            <w:r>
-              <w:br/>
-            </w:r>
-            <w:r>
-              <w:rPr>
-                <w:sz w:val="18"/>
-              </w:rPr>
-              <w:t>incorrecta</w:t>
-            </w:r>
-          </w:p>
-        </w:tc>
-        <w:tc>
-          <w:tcPr>
-            <w:tcW w:w="7620" w:type="dxa"/>
-            <w:gridSpan w:val="2"/>
-            <w:shd w:val="clear" w:color="auto" w:fill="FFFFFF"/>
-            <w:vAlign w:val="center"/>
-          </w:tcPr>
-          <w:p>
-            <w:r>
-              <w:rPr>
-                <w:sz w:val="18"/>
-              </w:rPr>
-              <w:t>Revise nuevamente el contenido del componente formativo.</w:t>
-            </w:r>
-          </w:p>
-        </w:tc>
-      </w:tr>
-      <w:tr>
-        <w:trPr>
-          <w:cantSplit/>
-          <w:trHeight w:val="220"/>
-        </w:trPr>
-        <w:tc>
-          <w:tcPr>
-            <w:tcW w:w="2534" w:type="dxa"/>
-            <w:gridSpan w:val="2"/>
-            <w:shd w:val="clear" w:color="auto" w:fill="FBE5D5"/>
-            <w:vAlign w:val="center"/>
-          </w:tcPr>
-          <w:p>
-            <w:r>
-              <w:rPr>
-                <w:sz w:val="18"/>
-              </w:rPr>
-              <w:t>Pregunta 16</w:t>
-            </w:r>
-          </w:p>
-        </w:tc>
-        <w:tc>
-          <w:tcPr>
-            <w:tcW w:w="7620" w:type="dxa"/>
-            <w:gridSpan w:val="2"/>
-            <w:shd w:val="clear" w:color="auto" w:fill="FBE5D5"/>
-            <w:vAlign w:val="center"/>
-          </w:tcPr>
-          <w:p/>
-        </w:tc>
-      </w:tr>
-      <w:tr>
-        <w:trPr>
-          <w:cantSplit/>
-          <w:trHeight w:val="220"/>
-        </w:trPr>
-        <w:tc>
-          <w:tcPr>
-            <w:tcW w:w="1267" w:type="dxa"/>
-            <w:vAlign w:val="center"/>
-          </w:tcPr>
-          <w:p>
-            <w:r>
-              <w:rPr>
-                <w:sz w:val="18"/>
-              </w:rPr>
-              <w:t>Opción a)</w:t>
-            </w:r>
-          </w:p>
-        </w:tc>
-        <w:tc>
-          <w:tcPr>
-            <w:tcW w:w="6727" w:type="dxa"/>
-            <w:gridSpan w:val="2"/>
-            <w:shd w:val="clear" w:color="auto" w:fill="FFFFFF"/>
-            <w:vAlign w:val="center"/>
-          </w:tcPr>
-          <w:p>
-            <w:r>
-              <w:rPr>
-                <w:sz w:val="18"/>
-              </w:rPr>
-              <w:t>Clasificar la información en grupos con características comunes.</w:t>
-            </w:r>
-          </w:p>
-        </w:tc>
-        <w:tc>
-          <w:tcPr>
-            <w:tcW w:w="2160" w:type="dxa"/>
-            <w:shd w:val="clear" w:color="auto" w:fill="FFFFFF"/>
-            <w:vAlign w:val="center"/>
-          </w:tcPr>
-          <w:p>
-            <w:r>
-              <w:rPr>
-                <w:sz w:val="18"/>
-              </w:rPr>
-              <w:t>x</w:t>
-            </w:r>
-          </w:p>
-        </w:tc>
-      </w:tr>
-      <w:tr>
-        <w:trPr>
-          <w:cantSplit/>
-          <w:trHeight w:val="220"/>
-        </w:trPr>
-        <w:tc>
-          <w:tcPr>
-            <w:tcW w:w="1267" w:type="dxa"/>
-            <w:vAlign w:val="center"/>
-          </w:tcPr>
-          <w:p>
-            <w:r>
-              <w:rPr>
-                <w:sz w:val="18"/>
-              </w:rPr>
-              <w:t>Opción b)</w:t>
-            </w:r>
-          </w:p>
-        </w:tc>
-        <w:tc>
-          <w:tcPr>
-            <w:tcW w:w="6727" w:type="dxa"/>
-            <w:gridSpan w:val="2"/>
-            <w:shd w:val="clear" w:color="auto" w:fill="FFFFFF"/>
-            <w:vAlign w:val="center"/>
-          </w:tcPr>
-          <w:p>
-            <w:r>
-              <w:rPr>
-                <w:sz w:val="18"/>
-              </w:rPr>
-              <w:t>Calcular el rango de una tabla de frecuencias.</w:t>
-            </w:r>
-          </w:p>
-        </w:tc>
-        <w:tc>
-          <w:tcPr>
-            <w:tcW w:w="2160" w:type="dxa"/>
-            <w:shd w:val="clear" w:color="auto" w:fill="FFFFFF"/>
-            <w:vAlign w:val="center"/>
-          </w:tcPr>
-          <w:p/>
-        </w:tc>
-      </w:tr>
-      <w:tr>
-        <w:trPr>
-          <w:cantSplit/>
-          <w:trHeight w:val="220"/>
-        </w:trPr>
-        <w:tc>
-          <w:tcPr>
-            <w:tcW w:w="1267" w:type="dxa"/>
-            <w:vAlign w:val="center"/>
-          </w:tcPr>
-          <w:p>
-            <w:r>
-              <w:rPr>
-                <w:sz w:val="18"/>
-              </w:rPr>
-              <w:t>Opción c)</w:t>
-            </w:r>
-          </w:p>
-        </w:tc>
-        <w:tc>
-          <w:tcPr>
-            <w:tcW w:w="6727" w:type="dxa"/>
-            <w:gridSpan w:val="2"/>
-            <w:shd w:val="clear" w:color="auto" w:fill="FFFFFF"/>
-            <w:vAlign w:val="center"/>
-          </w:tcPr>
-          <w:p>
-            <w:r>
-              <w:rPr>
-                <w:sz w:val="18"/>
-              </w:rPr>
-              <w:t>Registrar únicamente las unidades devueltas por el cliente.</w:t>
-            </w:r>
-          </w:p>
-        </w:tc>
-        <w:tc>
-          <w:tcPr>
-            <w:tcW w:w="2160" w:type="dxa"/>
-            <w:shd w:val="clear" w:color="auto" w:fill="FFFFFF"/>
-            <w:vAlign w:val="center"/>
-          </w:tcPr>
-          <w:p/>
-        </w:tc>
-      </w:tr>
-      <w:tr>
-        <w:trPr>
-          <w:cantSplit/>
-          <w:trHeight w:val="220"/>
-        </w:trPr>
-        <w:tc>
-          <w:tcPr>
-            <w:tcW w:w="1267" w:type="dxa"/>
-            <w:vAlign w:val="center"/>
-          </w:tcPr>
-          <w:p>
-            <w:r>
-              <w:rPr>
-                <w:sz w:val="18"/>
-              </w:rPr>
-              <w:t>Opción d)</w:t>
-            </w:r>
-          </w:p>
-        </w:tc>
-        <w:tc>
-          <w:tcPr>
-            <w:tcW w:w="6727" w:type="dxa"/>
-            <w:gridSpan w:val="2"/>
-            <w:shd w:val="clear" w:color="auto" w:fill="FFFFFF"/>
-            <w:vAlign w:val="center"/>
-          </w:tcPr>
-          <w:p>
-            <w:r>
-              <w:rPr>
-                <w:sz w:val="18"/>
-              </w:rPr>
-              <w:t>Eliminar las categorías de análisis del proceso.</w:t>
-            </w:r>
-          </w:p>
-        </w:tc>
-        <w:tc>
-          <w:tcPr>
-            <w:tcW w:w="2160" w:type="dxa"/>
-            <w:shd w:val="clear" w:color="auto" w:fill="FFFFFF"/>
-            <w:vAlign w:val="center"/>
-          </w:tcPr>
-          <w:p/>
-        </w:tc>
-      </w:tr>
-      <w:tr>
-        <w:trPr>
-          <w:cantSplit/>
-          <w:trHeight w:val="220"/>
-        </w:trPr>
-        <w:tc>
-          <w:tcPr>
-            <w:tcW w:w="2534" w:type="dxa"/>
-            <w:gridSpan w:val="2"/>
-            <w:shd w:val="clear" w:color="auto" w:fill="FBE5D5"/>
-            <w:vAlign w:val="center"/>
-          </w:tcPr>
-          <w:p>
-            <w:r>
-              <w:rPr>
-                <w:sz w:val="18"/>
-              </w:rPr>
-              <w:t>Comentario respuesta</w:t>
-            </w:r>
-            <w:r>
-              <w:br/>
-            </w:r>
-            <w:r>
-              <w:rPr>
-                <w:sz w:val="18"/>
-              </w:rPr>
-              <w:t>correcta</w:t>
-            </w:r>
-          </w:p>
-        </w:tc>
-        <w:tc>
-          <w:tcPr>
-            <w:tcW w:w="7620" w:type="dxa"/>
-            <w:gridSpan w:val="2"/>
-            <w:shd w:val="clear" w:color="auto" w:fill="FFFFFF"/>
-            <w:vAlign w:val="center"/>
-          </w:tcPr>
-          <w:p>
-            <w:r>
-              <w:rPr>
-                <w:sz w:val="18"/>
-              </w:rPr>
-              <w:t>Se evidencia comprensión de los conceptos fundamentales abordados en el componente formativo.</w:t>
-            </w:r>
-          </w:p>
-        </w:tc>
-      </w:tr>
-      <w:tr>
-        <w:trPr>
-          <w:cantSplit/>
-          <w:trHeight w:val="220"/>
-        </w:trPr>
-        <w:tc>
-          <w:tcPr>
-            <w:tcW w:w="2534" w:type="dxa"/>
-            <w:gridSpan w:val="2"/>
-            <w:shd w:val="clear" w:color="auto" w:fill="FBE5D5"/>
-            <w:vAlign w:val="center"/>
-          </w:tcPr>
-          <w:p>
-            <w:r>
-              <w:rPr>
-                <w:sz w:val="18"/>
-              </w:rPr>
-              <w:t>Comentario respuesta</w:t>
-            </w:r>
-            <w:r>
-              <w:br/>
-            </w:r>
-            <w:r>
-              <w:rPr>
-                <w:sz w:val="18"/>
-              </w:rPr>
-              <w:t>incorrecta</w:t>
-            </w:r>
-          </w:p>
-        </w:tc>
-        <w:tc>
-          <w:tcPr>
-            <w:tcW w:w="7620" w:type="dxa"/>
-            <w:gridSpan w:val="2"/>
-            <w:shd w:val="clear" w:color="auto" w:fill="FFFFFF"/>
-            <w:vAlign w:val="center"/>
-          </w:tcPr>
-          <w:p>
-            <w:r>
-              <w:rPr>
-                <w:sz w:val="18"/>
-              </w:rPr>
-              <w:t>Revise nuevamente el contenido del componente formativo.</w:t>
-            </w:r>
-          </w:p>
-        </w:tc>
-      </w:tr>
-      <w:tr>
-        <w:trPr>
-          <w:cantSplit/>
-          <w:trHeight w:val="220"/>
-        </w:trPr>
-        <w:tc>
-          <w:tcPr>
-            <w:tcW w:w="2534" w:type="dxa"/>
-            <w:gridSpan w:val="2"/>
-            <w:shd w:val="clear" w:color="auto" w:fill="FBE5D5"/>
-            <w:vAlign w:val="center"/>
-          </w:tcPr>
-          <w:p>
-            <w:r>
-              <w:rPr>
-                <w:sz w:val="18"/>
-              </w:rPr>
-              <w:t>Pregunta 17</w:t>
-            </w:r>
-          </w:p>
-        </w:tc>
-        <w:tc>
-          <w:tcPr>
-            <w:tcW w:w="7620" w:type="dxa"/>
-            <w:gridSpan w:val="2"/>
-            <w:shd w:val="clear" w:color="auto" w:fill="FBE5D5"/>
-            <w:vAlign w:val="center"/>
-          </w:tcPr>
-          <w:p/>
-        </w:tc>
-      </w:tr>
-      <w:tr>
-        <w:trPr>
-          <w:cantSplit/>
-          <w:trHeight w:val="220"/>
-        </w:trPr>
-        <w:tc>
-          <w:tcPr>
-            <w:tcW w:w="1267" w:type="dxa"/>
-            <w:vAlign w:val="center"/>
-          </w:tcPr>
-          <w:p>
-            <w:r>
-              <w:rPr>
-                <w:sz w:val="18"/>
-              </w:rPr>
-              <w:t>Opción a)</w:t>
-            </w:r>
-          </w:p>
-        </w:tc>
-        <w:tc>
-          <w:tcPr>
-            <w:tcW w:w="6727" w:type="dxa"/>
-            <w:gridSpan w:val="2"/>
-            <w:shd w:val="clear" w:color="auto" w:fill="FFFFFF"/>
-            <w:vAlign w:val="center"/>
-          </w:tcPr>
-          <w:p>
-            <w:r>
-              <w:rPr>
-                <w:sz w:val="18"/>
-              </w:rPr>
-              <w:t>Si existe relación entre dos características de calidad de un proceso.</w:t>
-            </w:r>
-          </w:p>
-        </w:tc>
-        <w:tc>
-          <w:tcPr>
-            <w:tcW w:w="2160" w:type="dxa"/>
-            <w:shd w:val="clear" w:color="auto" w:fill="FFFFFF"/>
-            <w:vAlign w:val="center"/>
-          </w:tcPr>
-          <w:p>
-            <w:r>
-              <w:rPr>
-                <w:sz w:val="18"/>
-              </w:rPr>
-              <w:t>x</w:t>
-            </w:r>
-          </w:p>
-        </w:tc>
-      </w:tr>
-      <w:tr>
-        <w:trPr>
-          <w:cantSplit/>
-          <w:trHeight w:val="220"/>
-        </w:trPr>
-        <w:tc>
-          <w:tcPr>
-            <w:tcW w:w="1267" w:type="dxa"/>
-            <w:vAlign w:val="center"/>
-          </w:tcPr>
-          <w:p>
-            <w:r>
-              <w:rPr>
-                <w:sz w:val="18"/>
-              </w:rPr>
-              <w:t>Opción b)</w:t>
-            </w:r>
-          </w:p>
-        </w:tc>
-        <w:tc>
-          <w:tcPr>
-            <w:tcW w:w="6727" w:type="dxa"/>
-            <w:gridSpan w:val="2"/>
-            <w:shd w:val="clear" w:color="auto" w:fill="FFFFFF"/>
-            <w:vAlign w:val="center"/>
-          </w:tcPr>
-          <w:p>
-            <w:r>
-              <w:rPr>
-                <w:sz w:val="18"/>
-              </w:rPr>
-              <w:t>La cantidad de unidades aceptadas en una tabla militar.</w:t>
-            </w:r>
-          </w:p>
-        </w:tc>
-        <w:tc>
-          <w:tcPr>
-            <w:tcW w:w="2160" w:type="dxa"/>
-            <w:shd w:val="clear" w:color="auto" w:fill="FFFFFF"/>
-            <w:vAlign w:val="center"/>
-          </w:tcPr>
-          <w:p/>
-        </w:tc>
-      </w:tr>
-      <w:tr>
-        <w:trPr>
-          <w:cantSplit/>
-          <w:trHeight w:val="220"/>
-        </w:trPr>
-        <w:tc>
-          <w:tcPr>
-            <w:tcW w:w="1267" w:type="dxa"/>
-            <w:vAlign w:val="center"/>
-          </w:tcPr>
-          <w:p>
-            <w:r>
-              <w:rPr>
-                <w:sz w:val="18"/>
-              </w:rPr>
-              <w:t>Opción c)</w:t>
-            </w:r>
-          </w:p>
-        </w:tc>
-        <w:tc>
-          <w:tcPr>
-            <w:tcW w:w="6727" w:type="dxa"/>
-            <w:gridSpan w:val="2"/>
-            <w:shd w:val="clear" w:color="auto" w:fill="FFFFFF"/>
-            <w:vAlign w:val="center"/>
-          </w:tcPr>
-          <w:p>
-            <w:r>
-              <w:rPr>
-                <w:sz w:val="18"/>
-              </w:rPr>
-              <w:t>El orden de las operaciones de una hoja de ruta.</w:t>
-            </w:r>
-          </w:p>
-        </w:tc>
-        <w:tc>
-          <w:tcPr>
-            <w:tcW w:w="2160" w:type="dxa"/>
-            <w:shd w:val="clear" w:color="auto" w:fill="FFFFFF"/>
-            <w:vAlign w:val="center"/>
-          </w:tcPr>
-          <w:p/>
-        </w:tc>
-      </w:tr>
-      <w:tr>
-        <w:trPr>
-          <w:cantSplit/>
-          <w:trHeight w:val="220"/>
-        </w:trPr>
-        <w:tc>
-          <w:tcPr>
-            <w:tcW w:w="1267" w:type="dxa"/>
-            <w:vAlign w:val="center"/>
-          </w:tcPr>
-          <w:p>
-            <w:r>
-              <w:rPr>
-                <w:sz w:val="18"/>
-              </w:rPr>
-              <w:t>Opción d)</w:t>
-            </w:r>
-          </w:p>
-        </w:tc>
-        <w:tc>
-          <w:tcPr>
-            <w:tcW w:w="6727" w:type="dxa"/>
-            <w:gridSpan w:val="2"/>
-            <w:shd w:val="clear" w:color="auto" w:fill="FFFFFF"/>
-            <w:vAlign w:val="center"/>
-          </w:tcPr>
-          <w:p>
-            <w:r>
-              <w:rPr>
-                <w:sz w:val="18"/>
-              </w:rPr>
-              <w:t>La diferencia entre defecto menor y defecto crítico.</w:t>
-            </w:r>
-          </w:p>
-        </w:tc>
-        <w:tc>
-          <w:tcPr>
-            <w:tcW w:w="2160" w:type="dxa"/>
-            <w:shd w:val="clear" w:color="auto" w:fill="FFFFFF"/>
-            <w:vAlign w:val="center"/>
-          </w:tcPr>
-          <w:p/>
-        </w:tc>
-      </w:tr>
-      <w:tr>
-        <w:trPr>
-          <w:cantSplit/>
-          <w:trHeight w:val="220"/>
-        </w:trPr>
-        <w:tc>
-          <w:tcPr>
-            <w:tcW w:w="2534" w:type="dxa"/>
-            <w:gridSpan w:val="2"/>
-            <w:shd w:val="clear" w:color="auto" w:fill="FBE5D5"/>
-            <w:vAlign w:val="center"/>
-          </w:tcPr>
-          <w:p>
-            <w:r>
-              <w:rPr>
-                <w:sz w:val="18"/>
-              </w:rPr>
-              <w:t>Comentario respuesta</w:t>
-            </w:r>
-            <w:r>
-              <w:br/>
-            </w:r>
-            <w:r>
-              <w:rPr>
-                <w:sz w:val="18"/>
-              </w:rPr>
-              <w:t>correcta</w:t>
-            </w:r>
-          </w:p>
-        </w:tc>
-        <w:tc>
-          <w:tcPr>
-            <w:tcW w:w="7620" w:type="dxa"/>
-            <w:gridSpan w:val="2"/>
-            <w:shd w:val="clear" w:color="auto" w:fill="FFFFFF"/>
-            <w:vAlign w:val="center"/>
-          </w:tcPr>
-          <w:p>
-            <w:r>
-              <w:rPr>
-                <w:sz w:val="18"/>
-              </w:rPr>
-              <w:t>Se evidencia comprensión de los conceptos fundamentales abordados en el componente formativo.</w:t>
-            </w:r>
-          </w:p>
-        </w:tc>
-      </w:tr>
-      <w:tr>
-        <w:trPr>
-          <w:cantSplit/>
-          <w:trHeight w:val="220"/>
-        </w:trPr>
-        <w:tc>
-          <w:tcPr>
-            <w:tcW w:w="2534" w:type="dxa"/>
-            <w:gridSpan w:val="2"/>
-            <w:shd w:val="clear" w:color="auto" w:fill="FBE5D5"/>
-            <w:vAlign w:val="center"/>
-          </w:tcPr>
-          <w:p>
-            <w:r>
-              <w:rPr>
-                <w:sz w:val="18"/>
-              </w:rPr>
-              <w:t>Comentario respuesta</w:t>
-            </w:r>
-            <w:r>
-              <w:br/>
-            </w:r>
-            <w:r>
-              <w:rPr>
-                <w:sz w:val="18"/>
-              </w:rPr>
-              <w:t>incorrecta</w:t>
-            </w:r>
-          </w:p>
-        </w:tc>
-        <w:tc>
-          <w:tcPr>
-            <w:tcW w:w="7620" w:type="dxa"/>
-            <w:gridSpan w:val="2"/>
-            <w:shd w:val="clear" w:color="auto" w:fill="FFFFFF"/>
-            <w:vAlign w:val="center"/>
-          </w:tcPr>
-          <w:p>
-            <w:r>
-              <w:rPr>
-                <w:sz w:val="18"/>
-              </w:rPr>
-              <w:t>Revise nuevamente el contenido del componente formativo.</w:t>
-            </w:r>
-          </w:p>
-        </w:tc>
-      </w:tr>
-      <w:tr>
-        <w:trPr>
-          <w:cantSplit/>
-          <w:trHeight w:val="220"/>
-        </w:trPr>
-        <w:tc>
-          <w:tcPr>
-            <w:tcW w:w="2534" w:type="dxa"/>
-            <w:gridSpan w:val="2"/>
-            <w:shd w:val="clear" w:color="auto" w:fill="FBE5D5"/>
-            <w:vAlign w:val="center"/>
-          </w:tcPr>
-          <w:p>
-            <w:r>
-              <w:rPr>
-                <w:sz w:val="18"/>
-              </w:rPr>
-              <w:t>Pregunta 18</w:t>
-            </w:r>
-          </w:p>
-        </w:tc>
-        <w:tc>
-          <w:tcPr>
-            <w:tcW w:w="7620" w:type="dxa"/>
-            <w:gridSpan w:val="2"/>
-            <w:shd w:val="clear" w:color="auto" w:fill="FBE5D5"/>
-            <w:vAlign w:val="center"/>
-          </w:tcPr>
-          <w:p/>
-        </w:tc>
-      </w:tr>
-      <w:tr>
-        <w:trPr>
-          <w:cantSplit/>
-          <w:trHeight w:val="220"/>
-        </w:trPr>
-        <w:tc>
-          <w:tcPr>
-            <w:tcW w:w="1267" w:type="dxa"/>
-            <w:vAlign w:val="center"/>
-          </w:tcPr>
-          <w:p>
-            <w:r>
-              <w:rPr>
-                <w:sz w:val="18"/>
-              </w:rPr>
-              <w:t>Opción a)</w:t>
-            </w:r>
-          </w:p>
-        </w:tc>
-        <w:tc>
-          <w:tcPr>
-            <w:tcW w:w="6727" w:type="dxa"/>
-            <w:gridSpan w:val="2"/>
-            <w:shd w:val="clear" w:color="auto" w:fill="FFFFFF"/>
-            <w:vAlign w:val="center"/>
-          </w:tcPr>
-          <w:p>
-            <w:r>
-              <w:rPr>
-                <w:sz w:val="18"/>
-              </w:rPr>
-              <w:t>Línea central, límite de control superior y límite de control inferior.</w:t>
-            </w:r>
-          </w:p>
-        </w:tc>
-        <w:tc>
-          <w:tcPr>
-            <w:tcW w:w="2160" w:type="dxa"/>
-            <w:shd w:val="clear" w:color="auto" w:fill="FFFFFF"/>
-            <w:vAlign w:val="center"/>
-          </w:tcPr>
-          <w:p>
-            <w:r>
-              <w:rPr>
-                <w:sz w:val="18"/>
-              </w:rPr>
-              <w:t>x</w:t>
-            </w:r>
-          </w:p>
-        </w:tc>
-      </w:tr>
-      <w:tr>
-        <w:trPr>
-          <w:cantSplit/>
-          <w:trHeight w:val="220"/>
-        </w:trPr>
-        <w:tc>
-          <w:tcPr>
-            <w:tcW w:w="1267" w:type="dxa"/>
-            <w:vAlign w:val="center"/>
-          </w:tcPr>
-          <w:p>
-            <w:r>
-              <w:rPr>
-                <w:sz w:val="18"/>
-              </w:rPr>
-              <w:t>Opción b)</w:t>
-            </w:r>
-          </w:p>
-        </w:tc>
-        <w:tc>
-          <w:tcPr>
-            <w:tcW w:w="6727" w:type="dxa"/>
-            <w:gridSpan w:val="2"/>
-            <w:shd w:val="clear" w:color="auto" w:fill="FFFFFF"/>
-            <w:vAlign w:val="center"/>
-          </w:tcPr>
-          <w:p>
-            <w:r>
-              <w:rPr>
-                <w:sz w:val="18"/>
-              </w:rPr>
-              <w:t>Solo barras ordenadas de mayor a menor.</w:t>
-            </w:r>
-          </w:p>
-        </w:tc>
-        <w:tc>
-          <w:tcPr>
-            <w:tcW w:w="2160" w:type="dxa"/>
-            <w:shd w:val="clear" w:color="auto" w:fill="FFFFFF"/>
-            <w:vAlign w:val="center"/>
-          </w:tcPr>
-          <w:p/>
-        </w:tc>
-      </w:tr>
-      <w:tr>
-        <w:trPr>
-          <w:cantSplit/>
-          <w:trHeight w:val="220"/>
-        </w:trPr>
-        <w:tc>
-          <w:tcPr>
-            <w:tcW w:w="1267" w:type="dxa"/>
-            <w:vAlign w:val="center"/>
-          </w:tcPr>
-          <w:p>
-            <w:r>
-              <w:rPr>
-                <w:sz w:val="18"/>
-              </w:rPr>
-              <w:t>Opción c)</w:t>
-            </w:r>
-          </w:p>
-        </w:tc>
-        <w:tc>
-          <w:tcPr>
-            <w:tcW w:w="6727" w:type="dxa"/>
-            <w:gridSpan w:val="2"/>
-            <w:shd w:val="clear" w:color="auto" w:fill="FFFFFF"/>
-            <w:vAlign w:val="center"/>
-          </w:tcPr>
-          <w:p>
-            <w:r>
-              <w:rPr>
-                <w:sz w:val="18"/>
-              </w:rPr>
-              <w:t>Únicamente causas agrupadas en las seis M.</w:t>
-            </w:r>
-          </w:p>
-        </w:tc>
-        <w:tc>
-          <w:tcPr>
-            <w:tcW w:w="2160" w:type="dxa"/>
-            <w:shd w:val="clear" w:color="auto" w:fill="FFFFFF"/>
-            <w:vAlign w:val="center"/>
-          </w:tcPr>
-          <w:p/>
-        </w:tc>
-      </w:tr>
-      <w:tr>
-        <w:trPr>
-          <w:cantSplit/>
-          <w:trHeight w:val="220"/>
-        </w:trPr>
-        <w:tc>
-          <w:tcPr>
-            <w:tcW w:w="1267" w:type="dxa"/>
-            <w:vAlign w:val="center"/>
-          </w:tcPr>
-          <w:p>
-            <w:r>
-              <w:rPr>
-                <w:sz w:val="18"/>
-              </w:rPr>
-              <w:t>Opción d)</w:t>
-            </w:r>
-          </w:p>
-        </w:tc>
-        <w:tc>
-          <w:tcPr>
-            <w:tcW w:w="6727" w:type="dxa"/>
-            <w:gridSpan w:val="2"/>
-            <w:shd w:val="clear" w:color="auto" w:fill="FFFFFF"/>
-            <w:vAlign w:val="center"/>
-          </w:tcPr>
-          <w:p>
-            <w:r>
-              <w:rPr>
-                <w:sz w:val="18"/>
-              </w:rPr>
-              <w:t>Rótulo, cuerpo, dibujos y glosario.</w:t>
-            </w:r>
-          </w:p>
-        </w:tc>
-        <w:tc>
-          <w:tcPr>
-            <w:tcW w:w="2160" w:type="dxa"/>
-            <w:shd w:val="clear" w:color="auto" w:fill="FFFFFF"/>
-            <w:vAlign w:val="center"/>
-          </w:tcPr>
-          <w:p/>
-        </w:tc>
-      </w:tr>
-      <w:tr>
-        <w:trPr>
-          <w:cantSplit/>
-          <w:trHeight w:val="220"/>
-        </w:trPr>
-        <w:tc>
-          <w:tcPr>
-            <w:tcW w:w="2534" w:type="dxa"/>
-            <w:gridSpan w:val="2"/>
-            <w:shd w:val="clear" w:color="auto" w:fill="FBE5D5"/>
-            <w:vAlign w:val="center"/>
-          </w:tcPr>
-          <w:p>
-            <w:r>
-              <w:rPr>
-                <w:sz w:val="18"/>
-              </w:rPr>
-              <w:t>Comentario respuesta</w:t>
-            </w:r>
-            <w:r>
-              <w:br/>
-            </w:r>
-            <w:r>
-              <w:rPr>
-                <w:sz w:val="18"/>
-              </w:rPr>
-              <w:t>correcta</w:t>
-            </w:r>
-          </w:p>
-        </w:tc>
-        <w:tc>
-          <w:tcPr>
-            <w:tcW w:w="7620" w:type="dxa"/>
-            <w:gridSpan w:val="2"/>
-            <w:shd w:val="clear" w:color="auto" w:fill="FFFFFF"/>
-            <w:vAlign w:val="center"/>
-          </w:tcPr>
-          <w:p>
-            <w:r>
-              <w:rPr>
-                <w:sz w:val="18"/>
-              </w:rPr>
-              <w:t>Se evidencia comprensión de los conceptos fundamentales abordados en el componente formativo.</w:t>
-            </w:r>
-          </w:p>
-        </w:tc>
-      </w:tr>
-      <w:tr>
-        <w:trPr>
-          <w:cantSplit/>
-          <w:trHeight w:val="220"/>
-        </w:trPr>
-        <w:tc>
-          <w:tcPr>
-            <w:tcW w:w="2534" w:type="dxa"/>
-            <w:gridSpan w:val="2"/>
-            <w:shd w:val="clear" w:color="auto" w:fill="FBE5D5"/>
-            <w:vAlign w:val="center"/>
-          </w:tcPr>
-          <w:p>
-            <w:r>
-              <w:rPr>
-                <w:sz w:val="18"/>
-              </w:rPr>
-              <w:t>Comentario respuesta</w:t>
-            </w:r>
-            <w:r>
-              <w:br/>
-            </w:r>
-            <w:r>
-              <w:rPr>
-                <w:sz w:val="18"/>
-              </w:rPr>
-              <w:t>incorrecta</w:t>
-            </w:r>
-          </w:p>
-        </w:tc>
-        <w:tc>
-          <w:tcPr>
-            <w:tcW w:w="7620" w:type="dxa"/>
-            <w:gridSpan w:val="2"/>
-            <w:shd w:val="clear" w:color="auto" w:fill="FFFFFF"/>
-            <w:vAlign w:val="center"/>
-          </w:tcPr>
-          <w:p>
-            <w:r>
-              <w:rPr>
-                <w:sz w:val="18"/>
-              </w:rPr>
-              <w:t>Revise nuevamente el contenido del componente formativo.</w:t>
-            </w:r>
-          </w:p>
-        </w:tc>
-      </w:tr>
-      <w:tr>
-        <w:trPr>
-          <w:cantSplit/>
-          <w:trHeight w:val="220"/>
-        </w:trPr>
-        <w:tc>
-          <w:tcPr>
-            <w:tcW w:w="2534" w:type="dxa"/>
-            <w:gridSpan w:val="2"/>
-            <w:shd w:val="clear" w:color="auto" w:fill="FBE5D5"/>
-            <w:vAlign w:val="center"/>
-          </w:tcPr>
-          <w:p>
-            <w:r>
-              <w:rPr>
-                <w:sz w:val="18"/>
-              </w:rPr>
-              <w:t>Pregunta 19</w:t>
-            </w:r>
-          </w:p>
-        </w:tc>
-        <w:tc>
-          <w:tcPr>
-            <w:tcW w:w="7620" w:type="dxa"/>
-            <w:gridSpan w:val="2"/>
-            <w:shd w:val="clear" w:color="auto" w:fill="FBE5D5"/>
-            <w:vAlign w:val="center"/>
-          </w:tcPr>
-          <w:p/>
-        </w:tc>
-      </w:tr>
-      <w:tr>
-        <w:trPr>
-          <w:cantSplit/>
-          <w:trHeight w:val="220"/>
-        </w:trPr>
-        <w:tc>
-          <w:tcPr>
-            <w:tcW w:w="1267" w:type="dxa"/>
-            <w:vAlign w:val="center"/>
-          </w:tcPr>
-          <w:p>
-            <w:r>
-              <w:rPr>
-                <w:sz w:val="18"/>
-              </w:rPr>
-              <w:t>Opción a)</w:t>
-            </w:r>
-          </w:p>
-        </w:tc>
-        <w:tc>
-          <w:tcPr>
-            <w:tcW w:w="6727" w:type="dxa"/>
-            <w:gridSpan w:val="2"/>
-            <w:shd w:val="clear" w:color="auto" w:fill="FFFFFF"/>
-            <w:vAlign w:val="center"/>
-          </w:tcPr>
-          <w:p>
-            <w:r>
-              <w:rPr>
-                <w:sz w:val="18"/>
-              </w:rPr>
-              <w:t>Procedimientos, recursos, responsables, tiempos, seguimiento y mediciones.</w:t>
-            </w:r>
-          </w:p>
-        </w:tc>
-        <w:tc>
-          <w:tcPr>
-            <w:tcW w:w="2160" w:type="dxa"/>
-            <w:shd w:val="clear" w:color="auto" w:fill="FFFFFF"/>
-            <w:vAlign w:val="center"/>
-          </w:tcPr>
-          <w:p>
-            <w:r>
-              <w:rPr>
                 <w:sz w:val="18"/>
               </w:rPr>
               <w:t>x</w:t>
@@ -8278,6 +6817,1616 @@
               <w:rPr>
                 <w:sz w:val="18"/>
               </w:rPr>
+              <w:t>La distribución de frecuencias de una variable.</w:t>
+            </w:r>
+          </w:p>
+        </w:tc>
+        <w:tc>
+          <w:tcPr>
+            <w:tcW w:w="2160" w:type="dxa"/>
+            <w:shd w:val="clear" w:color="auto" w:fill="FFFFFF"/>
+            <w:vAlign w:val="center"/>
+          </w:tcPr>
+          <w:p/>
+        </w:tc>
+      </w:tr>
+      <w:tr>
+        <w:trPr>
+          <w:cantSplit/>
+          <w:trHeight w:val="220"/>
+        </w:trPr>
+        <w:tc>
+          <w:tcPr>
+            <w:tcW w:w="1267" w:type="dxa"/>
+            <w:vAlign w:val="center"/>
+          </w:tcPr>
+          <w:p>
+            <w:r>
+              <w:rPr>
+                <w:sz w:val="18"/>
+              </w:rPr>
+              <w:t>Opción c)</w:t>
+            </w:r>
+          </w:p>
+        </w:tc>
+        <w:tc>
+          <w:tcPr>
+            <w:tcW w:w="6727" w:type="dxa"/>
+            <w:gridSpan w:val="2"/>
+            <w:shd w:val="clear" w:color="auto" w:fill="FFFFFF"/>
+            <w:vAlign w:val="center"/>
+          </w:tcPr>
+          <w:p>
+            <w:r>
+              <w:rPr>
+                <w:sz w:val="18"/>
+              </w:rPr>
+              <w:t>La aceptación o rechazo de un lote según tablas militares.</w:t>
+            </w:r>
+          </w:p>
+        </w:tc>
+        <w:tc>
+          <w:tcPr>
+            <w:tcW w:w="2160" w:type="dxa"/>
+            <w:shd w:val="clear" w:color="auto" w:fill="FFFFFF"/>
+            <w:vAlign w:val="center"/>
+          </w:tcPr>
+          <w:p/>
+        </w:tc>
+      </w:tr>
+      <w:tr>
+        <w:trPr>
+          <w:cantSplit/>
+          <w:trHeight w:val="220"/>
+        </w:trPr>
+        <w:tc>
+          <w:tcPr>
+            <w:tcW w:w="1267" w:type="dxa"/>
+            <w:vAlign w:val="center"/>
+          </w:tcPr>
+          <w:p>
+            <w:r>
+              <w:rPr>
+                <w:sz w:val="18"/>
+              </w:rPr>
+              <w:t>Opción d)</w:t>
+            </w:r>
+          </w:p>
+        </w:tc>
+        <w:tc>
+          <w:tcPr>
+            <w:tcW w:w="6727" w:type="dxa"/>
+            <w:gridSpan w:val="2"/>
+            <w:shd w:val="clear" w:color="auto" w:fill="FFFFFF"/>
+            <w:vAlign w:val="center"/>
+          </w:tcPr>
+          <w:p>
+            <w:r>
+              <w:rPr>
+                <w:sz w:val="18"/>
+              </w:rPr>
+              <w:t>La fórmula para calcular devoluciones.</w:t>
+            </w:r>
+          </w:p>
+        </w:tc>
+        <w:tc>
+          <w:tcPr>
+            <w:tcW w:w="2160" w:type="dxa"/>
+            <w:shd w:val="clear" w:color="auto" w:fill="FFFFFF"/>
+            <w:vAlign w:val="center"/>
+          </w:tcPr>
+          <w:p/>
+        </w:tc>
+      </w:tr>
+      <w:tr>
+        <w:trPr>
+          <w:cantSplit/>
+          <w:trHeight w:val="220"/>
+        </w:trPr>
+        <w:tc>
+          <w:tcPr>
+            <w:tcW w:w="2534" w:type="dxa"/>
+            <w:gridSpan w:val="2"/>
+            <w:shd w:val="clear" w:color="auto" w:fill="FBE5D5"/>
+            <w:vAlign w:val="center"/>
+          </w:tcPr>
+          <w:p>
+            <w:r>
+              <w:rPr>
+                <w:sz w:val="18"/>
+              </w:rPr>
+              <w:t>Comentario respuesta</w:t>
+            </w:r>
+            <w:r>
+              <w:rPr>
+                <w:sz w:val="20"/>
+              </w:rPr>
+              <w:br/>
+            </w:r>
+            <w:r>
+              <w:rPr>
+                <w:sz w:val="18"/>
+              </w:rPr>
+              <w:t>correcta</w:t>
+            </w:r>
+          </w:p>
+        </w:tc>
+        <w:tc>
+          <w:tcPr>
+            <w:tcW w:w="7620" w:type="dxa"/>
+            <w:gridSpan w:val="2"/>
+            <w:shd w:val="clear" w:color="auto" w:fill="FFFFFF"/>
+            <w:vAlign w:val="center"/>
+          </w:tcPr>
+          <w:p>
+            <w:r>
+              <w:rPr>
+                <w:sz w:val="18"/>
+              </w:rPr>
+              <w:t>Se evidencia comprensión de los conceptos fundamentales abordados en el componente formativo.</w:t>
+            </w:r>
+          </w:p>
+        </w:tc>
+      </w:tr>
+      <w:tr>
+        <w:trPr>
+          <w:cantSplit/>
+          <w:trHeight w:val="220"/>
+        </w:trPr>
+        <w:tc>
+          <w:tcPr>
+            <w:tcW w:w="2534" w:type="dxa"/>
+            <w:gridSpan w:val="2"/>
+            <w:shd w:val="clear" w:color="auto" w:fill="FBE5D5"/>
+            <w:vAlign w:val="center"/>
+          </w:tcPr>
+          <w:p>
+            <w:r>
+              <w:rPr>
+                <w:sz w:val="18"/>
+              </w:rPr>
+              <w:t>Comentario respuesta</w:t>
+            </w:r>
+            <w:r>
+              <w:rPr>
+                <w:sz w:val="20"/>
+              </w:rPr>
+              <w:br/>
+            </w:r>
+            <w:r>
+              <w:rPr>
+                <w:sz w:val="18"/>
+              </w:rPr>
+              <w:t>incorrecta</w:t>
+            </w:r>
+          </w:p>
+        </w:tc>
+        <w:tc>
+          <w:tcPr>
+            <w:tcW w:w="7620" w:type="dxa"/>
+            <w:gridSpan w:val="2"/>
+            <w:shd w:val="clear" w:color="auto" w:fill="FFFFFF"/>
+            <w:vAlign w:val="center"/>
+          </w:tcPr>
+          <w:p>
+            <w:r>
+              <w:rPr>
+                <w:sz w:val="18"/>
+              </w:rPr>
+              <w:t>Revise nuevamente el contenido del componente formativo.</w:t>
+            </w:r>
+          </w:p>
+        </w:tc>
+      </w:tr>
+      <w:tr>
+        <w:trPr>
+          <w:cantSplit/>
+          <w:trHeight w:val="220"/>
+        </w:trPr>
+        <w:tc>
+          <w:tcPr>
+            <w:tcW w:w="2534" w:type="dxa"/>
+            <w:gridSpan w:val="2"/>
+            <w:shd w:val="clear" w:color="auto" w:fill="FBE5D5"/>
+            <w:vAlign w:val="center"/>
+          </w:tcPr>
+          <w:p>
+            <w:r>
+              <w:rPr>
+                <w:b/>
+                <w:sz w:val="20"/>
+              </w:rPr>
+              <w:t>Pregunta 15</w:t>
+            </w:r>
+          </w:p>
+        </w:tc>
+        <w:tc>
+          <w:tcPr>
+            <w:tcW w:w="7620" w:type="dxa"/>
+            <w:gridSpan w:val="2"/>
+            <w:shd w:val="clear" w:color="auto" w:fill="FBE5D5"/>
+            <w:vAlign w:val="center"/>
+          </w:tcPr>
+          <w:p>
+            <w:r>
+              <w:rPr>
+                <w:sz w:val="20"/>
+              </w:rPr>
+              <w:t>¿Qué permite identificar el diagrama de Pareto?</w:t>
+            </w:r>
+          </w:p>
+        </w:tc>
+      </w:tr>
+      <w:tr>
+        <w:trPr>
+          <w:cantSplit/>
+          <w:trHeight w:val="220"/>
+        </w:trPr>
+        <w:tc>
+          <w:tcPr>
+            <w:tcW w:w="1267" w:type="dxa"/>
+            <w:vAlign w:val="center"/>
+          </w:tcPr>
+          <w:p>
+            <w:r>
+              <w:rPr>
+                <w:sz w:val="18"/>
+              </w:rPr>
+              <w:t>Opción a)</w:t>
+            </w:r>
+          </w:p>
+        </w:tc>
+        <w:tc>
+          <w:tcPr>
+            <w:tcW w:w="6727" w:type="dxa"/>
+            <w:gridSpan w:val="2"/>
+            <w:shd w:val="clear" w:color="auto" w:fill="FFFFFF"/>
+            <w:vAlign w:val="center"/>
+          </w:tcPr>
+          <w:p>
+            <w:r>
+              <w:rPr>
+                <w:sz w:val="18"/>
+              </w:rPr>
+              <w:t>Los pocos vitales que generan la mayor parte de los defectos y los muchos triviales.</w:t>
+            </w:r>
+          </w:p>
+        </w:tc>
+        <w:tc>
+          <w:tcPr>
+            <w:tcW w:w="2160" w:type="dxa"/>
+            <w:shd w:val="clear" w:color="auto" w:fill="FFFFFF"/>
+            <w:vAlign w:val="center"/>
+          </w:tcPr>
+          <w:p>
+            <w:r>
+              <w:rPr>
+                <w:sz w:val="18"/>
+              </w:rPr>
+              <w:t>x</w:t>
+            </w:r>
+          </w:p>
+        </w:tc>
+      </w:tr>
+      <w:tr>
+        <w:trPr>
+          <w:cantSplit/>
+          <w:trHeight w:val="220"/>
+        </w:trPr>
+        <w:tc>
+          <w:tcPr>
+            <w:tcW w:w="1267" w:type="dxa"/>
+            <w:vAlign w:val="center"/>
+          </w:tcPr>
+          <w:p>
+            <w:r>
+              <w:rPr>
+                <w:sz w:val="18"/>
+              </w:rPr>
+              <w:t>Opción b)</w:t>
+            </w:r>
+          </w:p>
+        </w:tc>
+        <w:tc>
+          <w:tcPr>
+            <w:tcW w:w="6727" w:type="dxa"/>
+            <w:gridSpan w:val="2"/>
+            <w:shd w:val="clear" w:color="auto" w:fill="FFFFFF"/>
+            <w:vAlign w:val="center"/>
+          </w:tcPr>
+          <w:p>
+            <w:r>
+              <w:rPr>
+                <w:sz w:val="18"/>
+              </w:rPr>
+              <w:t>La relación entre dos variables ubicadas en los ejes X y Y.</w:t>
+            </w:r>
+          </w:p>
+        </w:tc>
+        <w:tc>
+          <w:tcPr>
+            <w:tcW w:w="2160" w:type="dxa"/>
+            <w:shd w:val="clear" w:color="auto" w:fill="FFFFFF"/>
+            <w:vAlign w:val="center"/>
+          </w:tcPr>
+          <w:p/>
+        </w:tc>
+      </w:tr>
+      <w:tr>
+        <w:trPr>
+          <w:cantSplit/>
+          <w:trHeight w:val="220"/>
+        </w:trPr>
+        <w:tc>
+          <w:tcPr>
+            <w:tcW w:w="1267" w:type="dxa"/>
+            <w:vAlign w:val="center"/>
+          </w:tcPr>
+          <w:p>
+            <w:r>
+              <w:rPr>
+                <w:sz w:val="18"/>
+              </w:rPr>
+              <w:t>Opción c)</w:t>
+            </w:r>
+          </w:p>
+        </w:tc>
+        <w:tc>
+          <w:tcPr>
+            <w:tcW w:w="6727" w:type="dxa"/>
+            <w:gridSpan w:val="2"/>
+            <w:shd w:val="clear" w:color="auto" w:fill="FFFFFF"/>
+            <w:vAlign w:val="center"/>
+          </w:tcPr>
+          <w:p>
+            <w:r>
+              <w:rPr>
+                <w:sz w:val="18"/>
+              </w:rPr>
+              <w:t>La línea central y los límites de control del proceso.</w:t>
+            </w:r>
+          </w:p>
+        </w:tc>
+        <w:tc>
+          <w:tcPr>
+            <w:tcW w:w="2160" w:type="dxa"/>
+            <w:shd w:val="clear" w:color="auto" w:fill="FFFFFF"/>
+            <w:vAlign w:val="center"/>
+          </w:tcPr>
+          <w:p/>
+        </w:tc>
+      </w:tr>
+      <w:tr>
+        <w:trPr>
+          <w:cantSplit/>
+          <w:trHeight w:val="220"/>
+        </w:trPr>
+        <w:tc>
+          <w:tcPr>
+            <w:tcW w:w="1267" w:type="dxa"/>
+            <w:vAlign w:val="center"/>
+          </w:tcPr>
+          <w:p>
+            <w:r>
+              <w:rPr>
+                <w:sz w:val="18"/>
+              </w:rPr>
+              <w:t>Opción d)</w:t>
+            </w:r>
+          </w:p>
+        </w:tc>
+        <w:tc>
+          <w:tcPr>
+            <w:tcW w:w="6727" w:type="dxa"/>
+            <w:gridSpan w:val="2"/>
+            <w:shd w:val="clear" w:color="auto" w:fill="FFFFFF"/>
+            <w:vAlign w:val="center"/>
+          </w:tcPr>
+          <w:p>
+            <w:r>
+              <w:rPr>
+                <w:sz w:val="18"/>
+              </w:rPr>
+              <w:t>La muestra física de la referencia a producir.</w:t>
+            </w:r>
+          </w:p>
+        </w:tc>
+        <w:tc>
+          <w:tcPr>
+            <w:tcW w:w="2160" w:type="dxa"/>
+            <w:shd w:val="clear" w:color="auto" w:fill="FFFFFF"/>
+            <w:vAlign w:val="center"/>
+          </w:tcPr>
+          <w:p/>
+        </w:tc>
+      </w:tr>
+      <w:tr>
+        <w:trPr>
+          <w:cantSplit/>
+          <w:trHeight w:val="220"/>
+        </w:trPr>
+        <w:tc>
+          <w:tcPr>
+            <w:tcW w:w="2534" w:type="dxa"/>
+            <w:gridSpan w:val="2"/>
+            <w:shd w:val="clear" w:color="auto" w:fill="FBE5D5"/>
+            <w:vAlign w:val="center"/>
+          </w:tcPr>
+          <w:p>
+            <w:r>
+              <w:rPr>
+                <w:sz w:val="18"/>
+              </w:rPr>
+              <w:t>Comentario respuesta</w:t>
+            </w:r>
+            <w:r>
+              <w:rPr>
+                <w:sz w:val="20"/>
+              </w:rPr>
+              <w:br/>
+            </w:r>
+            <w:r>
+              <w:rPr>
+                <w:sz w:val="18"/>
+              </w:rPr>
+              <w:t>correcta</w:t>
+            </w:r>
+          </w:p>
+        </w:tc>
+        <w:tc>
+          <w:tcPr>
+            <w:tcW w:w="7620" w:type="dxa"/>
+            <w:gridSpan w:val="2"/>
+            <w:shd w:val="clear" w:color="auto" w:fill="FFFFFF"/>
+            <w:vAlign w:val="center"/>
+          </w:tcPr>
+          <w:p>
+            <w:r>
+              <w:rPr>
+                <w:sz w:val="18"/>
+              </w:rPr>
+              <w:t>Se evidencia comprensión de los conceptos fundamentales abordados en el componente formativo.</w:t>
+            </w:r>
+          </w:p>
+        </w:tc>
+      </w:tr>
+      <w:tr>
+        <w:trPr>
+          <w:cantSplit/>
+          <w:trHeight w:val="220"/>
+        </w:trPr>
+        <w:tc>
+          <w:tcPr>
+            <w:tcW w:w="2534" w:type="dxa"/>
+            <w:gridSpan w:val="2"/>
+            <w:shd w:val="clear" w:color="auto" w:fill="FBE5D5"/>
+            <w:vAlign w:val="center"/>
+          </w:tcPr>
+          <w:p>
+            <w:r>
+              <w:rPr>
+                <w:sz w:val="18"/>
+              </w:rPr>
+              <w:t>Comentario respuesta</w:t>
+            </w:r>
+            <w:r>
+              <w:rPr>
+                <w:sz w:val="20"/>
+              </w:rPr>
+              <w:br/>
+            </w:r>
+            <w:r>
+              <w:rPr>
+                <w:sz w:val="18"/>
+              </w:rPr>
+              <w:t>incorrecta</w:t>
+            </w:r>
+          </w:p>
+        </w:tc>
+        <w:tc>
+          <w:tcPr>
+            <w:tcW w:w="7620" w:type="dxa"/>
+            <w:gridSpan w:val="2"/>
+            <w:shd w:val="clear" w:color="auto" w:fill="FFFFFF"/>
+            <w:vAlign w:val="center"/>
+          </w:tcPr>
+          <w:p>
+            <w:r>
+              <w:rPr>
+                <w:sz w:val="18"/>
+              </w:rPr>
+              <w:t>Revise nuevamente el contenido del componente formativo.</w:t>
+            </w:r>
+          </w:p>
+        </w:tc>
+      </w:tr>
+      <w:tr>
+        <w:trPr>
+          <w:cantSplit/>
+          <w:trHeight w:val="220"/>
+        </w:trPr>
+        <w:tc>
+          <w:tcPr>
+            <w:tcW w:w="2534" w:type="dxa"/>
+            <w:gridSpan w:val="2"/>
+            <w:shd w:val="clear" w:color="auto" w:fill="FBE5D5"/>
+            <w:vAlign w:val="center"/>
+          </w:tcPr>
+          <w:p>
+            <w:r>
+              <w:rPr>
+                <w:b/>
+                <w:sz w:val="20"/>
+              </w:rPr>
+              <w:t>Pregunta 16</w:t>
+            </w:r>
+          </w:p>
+        </w:tc>
+        <w:tc>
+          <w:tcPr>
+            <w:tcW w:w="7620" w:type="dxa"/>
+            <w:gridSpan w:val="2"/>
+            <w:shd w:val="clear" w:color="auto" w:fill="FBE5D5"/>
+            <w:vAlign w:val="center"/>
+          </w:tcPr>
+          <w:p>
+            <w:r>
+              <w:rPr>
+                <w:sz w:val="20"/>
+              </w:rPr>
+              <w:t>¿Para qué sirve la estratificación en el análisis de calidad?</w:t>
+            </w:r>
+          </w:p>
+        </w:tc>
+      </w:tr>
+      <w:tr>
+        <w:trPr>
+          <w:cantSplit/>
+          <w:trHeight w:val="220"/>
+        </w:trPr>
+        <w:tc>
+          <w:tcPr>
+            <w:tcW w:w="1267" w:type="dxa"/>
+            <w:vAlign w:val="center"/>
+          </w:tcPr>
+          <w:p>
+            <w:r>
+              <w:rPr>
+                <w:sz w:val="18"/>
+              </w:rPr>
+              <w:t>Opción a)</w:t>
+            </w:r>
+          </w:p>
+        </w:tc>
+        <w:tc>
+          <w:tcPr>
+            <w:tcW w:w="6727" w:type="dxa"/>
+            <w:gridSpan w:val="2"/>
+            <w:shd w:val="clear" w:color="auto" w:fill="FFFFFF"/>
+            <w:vAlign w:val="center"/>
+          </w:tcPr>
+          <w:p>
+            <w:r>
+              <w:rPr>
+                <w:sz w:val="18"/>
+              </w:rPr>
+              <w:t>Clasificar la información en grupos con características comunes.</w:t>
+            </w:r>
+          </w:p>
+        </w:tc>
+        <w:tc>
+          <w:tcPr>
+            <w:tcW w:w="2160" w:type="dxa"/>
+            <w:shd w:val="clear" w:color="auto" w:fill="FFFFFF"/>
+            <w:vAlign w:val="center"/>
+          </w:tcPr>
+          <w:p>
+            <w:r>
+              <w:rPr>
+                <w:sz w:val="18"/>
+              </w:rPr>
+              <w:t>x</w:t>
+            </w:r>
+          </w:p>
+        </w:tc>
+      </w:tr>
+      <w:tr>
+        <w:trPr>
+          <w:cantSplit/>
+          <w:trHeight w:val="220"/>
+        </w:trPr>
+        <w:tc>
+          <w:tcPr>
+            <w:tcW w:w="1267" w:type="dxa"/>
+            <w:vAlign w:val="center"/>
+          </w:tcPr>
+          <w:p>
+            <w:r>
+              <w:rPr>
+                <w:sz w:val="18"/>
+              </w:rPr>
+              <w:t>Opción b)</w:t>
+            </w:r>
+          </w:p>
+        </w:tc>
+        <w:tc>
+          <w:tcPr>
+            <w:tcW w:w="6727" w:type="dxa"/>
+            <w:gridSpan w:val="2"/>
+            <w:shd w:val="clear" w:color="auto" w:fill="FFFFFF"/>
+            <w:vAlign w:val="center"/>
+          </w:tcPr>
+          <w:p>
+            <w:r>
+              <w:rPr>
+                <w:sz w:val="18"/>
+              </w:rPr>
+              <w:t>Calcular el rango de una tabla de frecuencias.</w:t>
+            </w:r>
+          </w:p>
+        </w:tc>
+        <w:tc>
+          <w:tcPr>
+            <w:tcW w:w="2160" w:type="dxa"/>
+            <w:shd w:val="clear" w:color="auto" w:fill="FFFFFF"/>
+            <w:vAlign w:val="center"/>
+          </w:tcPr>
+          <w:p/>
+        </w:tc>
+      </w:tr>
+      <w:tr>
+        <w:trPr>
+          <w:cantSplit/>
+          <w:trHeight w:val="220"/>
+        </w:trPr>
+        <w:tc>
+          <w:tcPr>
+            <w:tcW w:w="1267" w:type="dxa"/>
+            <w:vAlign w:val="center"/>
+          </w:tcPr>
+          <w:p>
+            <w:r>
+              <w:rPr>
+                <w:sz w:val="18"/>
+              </w:rPr>
+              <w:t>Opción c)</w:t>
+            </w:r>
+          </w:p>
+        </w:tc>
+        <w:tc>
+          <w:tcPr>
+            <w:tcW w:w="6727" w:type="dxa"/>
+            <w:gridSpan w:val="2"/>
+            <w:shd w:val="clear" w:color="auto" w:fill="FFFFFF"/>
+            <w:vAlign w:val="center"/>
+          </w:tcPr>
+          <w:p>
+            <w:r>
+              <w:rPr>
+                <w:sz w:val="18"/>
+              </w:rPr>
+              <w:t>Registrar únicamente las unidades devueltas por el cliente.</w:t>
+            </w:r>
+          </w:p>
+        </w:tc>
+        <w:tc>
+          <w:tcPr>
+            <w:tcW w:w="2160" w:type="dxa"/>
+            <w:shd w:val="clear" w:color="auto" w:fill="FFFFFF"/>
+            <w:vAlign w:val="center"/>
+          </w:tcPr>
+          <w:p/>
+        </w:tc>
+      </w:tr>
+      <w:tr>
+        <w:trPr>
+          <w:cantSplit/>
+          <w:trHeight w:val="220"/>
+        </w:trPr>
+        <w:tc>
+          <w:tcPr>
+            <w:tcW w:w="1267" w:type="dxa"/>
+            <w:vAlign w:val="center"/>
+          </w:tcPr>
+          <w:p>
+            <w:r>
+              <w:rPr>
+                <w:sz w:val="18"/>
+              </w:rPr>
+              <w:t>Opción d)</w:t>
+            </w:r>
+          </w:p>
+        </w:tc>
+        <w:tc>
+          <w:tcPr>
+            <w:tcW w:w="6727" w:type="dxa"/>
+            <w:gridSpan w:val="2"/>
+            <w:shd w:val="clear" w:color="auto" w:fill="FFFFFF"/>
+            <w:vAlign w:val="center"/>
+          </w:tcPr>
+          <w:p>
+            <w:r>
+              <w:rPr>
+                <w:sz w:val="18"/>
+              </w:rPr>
+              <w:t>Eliminar las categorías de análisis del proceso.</w:t>
+            </w:r>
+          </w:p>
+        </w:tc>
+        <w:tc>
+          <w:tcPr>
+            <w:tcW w:w="2160" w:type="dxa"/>
+            <w:shd w:val="clear" w:color="auto" w:fill="FFFFFF"/>
+            <w:vAlign w:val="center"/>
+          </w:tcPr>
+          <w:p/>
+        </w:tc>
+      </w:tr>
+      <w:tr>
+        <w:trPr>
+          <w:cantSplit/>
+          <w:trHeight w:val="220"/>
+        </w:trPr>
+        <w:tc>
+          <w:tcPr>
+            <w:tcW w:w="2534" w:type="dxa"/>
+            <w:gridSpan w:val="2"/>
+            <w:shd w:val="clear" w:color="auto" w:fill="FBE5D5"/>
+            <w:vAlign w:val="center"/>
+          </w:tcPr>
+          <w:p>
+            <w:r>
+              <w:rPr>
+                <w:sz w:val="18"/>
+              </w:rPr>
+              <w:t>Comentario respuesta</w:t>
+            </w:r>
+            <w:r>
+              <w:rPr>
+                <w:sz w:val="20"/>
+              </w:rPr>
+              <w:br/>
+            </w:r>
+            <w:r>
+              <w:rPr>
+                <w:sz w:val="18"/>
+              </w:rPr>
+              <w:t>correcta</w:t>
+            </w:r>
+          </w:p>
+        </w:tc>
+        <w:tc>
+          <w:tcPr>
+            <w:tcW w:w="7620" w:type="dxa"/>
+            <w:gridSpan w:val="2"/>
+            <w:shd w:val="clear" w:color="auto" w:fill="FFFFFF"/>
+            <w:vAlign w:val="center"/>
+          </w:tcPr>
+          <w:p>
+            <w:r>
+              <w:rPr>
+                <w:sz w:val="18"/>
+              </w:rPr>
+              <w:t>Se evidencia comprensión de los conceptos fundamentales abordados en el componente formativo.</w:t>
+            </w:r>
+          </w:p>
+        </w:tc>
+      </w:tr>
+      <w:tr>
+        <w:trPr>
+          <w:cantSplit/>
+          <w:trHeight w:val="220"/>
+        </w:trPr>
+        <w:tc>
+          <w:tcPr>
+            <w:tcW w:w="2534" w:type="dxa"/>
+            <w:gridSpan w:val="2"/>
+            <w:shd w:val="clear" w:color="auto" w:fill="FBE5D5"/>
+            <w:vAlign w:val="center"/>
+          </w:tcPr>
+          <w:p>
+            <w:r>
+              <w:rPr>
+                <w:sz w:val="18"/>
+              </w:rPr>
+              <w:t>Comentario respuesta</w:t>
+            </w:r>
+            <w:r>
+              <w:rPr>
+                <w:sz w:val="20"/>
+              </w:rPr>
+              <w:br/>
+            </w:r>
+            <w:r>
+              <w:rPr>
+                <w:sz w:val="18"/>
+              </w:rPr>
+              <w:t>incorrecta</w:t>
+            </w:r>
+          </w:p>
+        </w:tc>
+        <w:tc>
+          <w:tcPr>
+            <w:tcW w:w="7620" w:type="dxa"/>
+            <w:gridSpan w:val="2"/>
+            <w:shd w:val="clear" w:color="auto" w:fill="FFFFFF"/>
+            <w:vAlign w:val="center"/>
+          </w:tcPr>
+          <w:p>
+            <w:r>
+              <w:rPr>
+                <w:sz w:val="18"/>
+              </w:rPr>
+              <w:t>Revise nuevamente el contenido del componente formativo.</w:t>
+            </w:r>
+          </w:p>
+        </w:tc>
+      </w:tr>
+      <w:tr>
+        <w:trPr>
+          <w:cantSplit/>
+          <w:trHeight w:val="220"/>
+        </w:trPr>
+        <w:tc>
+          <w:tcPr>
+            <w:tcW w:w="2534" w:type="dxa"/>
+            <w:gridSpan w:val="2"/>
+            <w:shd w:val="clear" w:color="auto" w:fill="FBE5D5"/>
+            <w:vAlign w:val="center"/>
+          </w:tcPr>
+          <w:p>
+            <w:r>
+              <w:rPr>
+                <w:b/>
+                <w:sz w:val="20"/>
+              </w:rPr>
+              <w:t>Pregunta 17</w:t>
+            </w:r>
+          </w:p>
+        </w:tc>
+        <w:tc>
+          <w:tcPr>
+            <w:tcW w:w="7620" w:type="dxa"/>
+            <w:gridSpan w:val="2"/>
+            <w:shd w:val="clear" w:color="auto" w:fill="FBE5D5"/>
+            <w:vAlign w:val="center"/>
+          </w:tcPr>
+          <w:p>
+            <w:r>
+              <w:rPr>
+                <w:sz w:val="20"/>
+              </w:rPr>
+              <w:t>¿Qué permite investigar el diagrama de correlación?</w:t>
+            </w:r>
+          </w:p>
+        </w:tc>
+      </w:tr>
+      <w:tr>
+        <w:trPr>
+          <w:cantSplit/>
+          <w:trHeight w:val="220"/>
+        </w:trPr>
+        <w:tc>
+          <w:tcPr>
+            <w:tcW w:w="1267" w:type="dxa"/>
+            <w:vAlign w:val="center"/>
+          </w:tcPr>
+          <w:p>
+            <w:r>
+              <w:rPr>
+                <w:sz w:val="18"/>
+              </w:rPr>
+              <w:t>Opción a)</w:t>
+            </w:r>
+          </w:p>
+        </w:tc>
+        <w:tc>
+          <w:tcPr>
+            <w:tcW w:w="6727" w:type="dxa"/>
+            <w:gridSpan w:val="2"/>
+            <w:shd w:val="clear" w:color="auto" w:fill="FFFFFF"/>
+            <w:vAlign w:val="center"/>
+          </w:tcPr>
+          <w:p>
+            <w:r>
+              <w:rPr>
+                <w:sz w:val="18"/>
+              </w:rPr>
+              <w:t>Si existe relación entre dos características de calidad de un proceso.</w:t>
+            </w:r>
+          </w:p>
+        </w:tc>
+        <w:tc>
+          <w:tcPr>
+            <w:tcW w:w="2160" w:type="dxa"/>
+            <w:shd w:val="clear" w:color="auto" w:fill="FFFFFF"/>
+            <w:vAlign w:val="center"/>
+          </w:tcPr>
+          <w:p>
+            <w:r>
+              <w:rPr>
+                <w:sz w:val="18"/>
+              </w:rPr>
+              <w:t>x</w:t>
+            </w:r>
+          </w:p>
+        </w:tc>
+      </w:tr>
+      <w:tr>
+        <w:trPr>
+          <w:cantSplit/>
+          <w:trHeight w:val="220"/>
+        </w:trPr>
+        <w:tc>
+          <w:tcPr>
+            <w:tcW w:w="1267" w:type="dxa"/>
+            <w:vAlign w:val="center"/>
+          </w:tcPr>
+          <w:p>
+            <w:r>
+              <w:rPr>
+                <w:sz w:val="18"/>
+              </w:rPr>
+              <w:t>Opción b)</w:t>
+            </w:r>
+          </w:p>
+        </w:tc>
+        <w:tc>
+          <w:tcPr>
+            <w:tcW w:w="6727" w:type="dxa"/>
+            <w:gridSpan w:val="2"/>
+            <w:shd w:val="clear" w:color="auto" w:fill="FFFFFF"/>
+            <w:vAlign w:val="center"/>
+          </w:tcPr>
+          <w:p>
+            <w:r>
+              <w:rPr>
+                <w:sz w:val="18"/>
+              </w:rPr>
+              <w:t>La cantidad de unidades aceptadas en una tabla militar.</w:t>
+            </w:r>
+          </w:p>
+        </w:tc>
+        <w:tc>
+          <w:tcPr>
+            <w:tcW w:w="2160" w:type="dxa"/>
+            <w:shd w:val="clear" w:color="auto" w:fill="FFFFFF"/>
+            <w:vAlign w:val="center"/>
+          </w:tcPr>
+          <w:p/>
+        </w:tc>
+      </w:tr>
+      <w:tr>
+        <w:trPr>
+          <w:cantSplit/>
+          <w:trHeight w:val="220"/>
+        </w:trPr>
+        <w:tc>
+          <w:tcPr>
+            <w:tcW w:w="1267" w:type="dxa"/>
+            <w:vAlign w:val="center"/>
+          </w:tcPr>
+          <w:p>
+            <w:r>
+              <w:rPr>
+                <w:sz w:val="18"/>
+              </w:rPr>
+              <w:t>Opción c)</w:t>
+            </w:r>
+          </w:p>
+        </w:tc>
+        <w:tc>
+          <w:tcPr>
+            <w:tcW w:w="6727" w:type="dxa"/>
+            <w:gridSpan w:val="2"/>
+            <w:shd w:val="clear" w:color="auto" w:fill="FFFFFF"/>
+            <w:vAlign w:val="center"/>
+          </w:tcPr>
+          <w:p>
+            <w:r>
+              <w:rPr>
+                <w:sz w:val="18"/>
+              </w:rPr>
+              <w:t>El orden de las operaciones de una hoja de ruta.</w:t>
+            </w:r>
+          </w:p>
+        </w:tc>
+        <w:tc>
+          <w:tcPr>
+            <w:tcW w:w="2160" w:type="dxa"/>
+            <w:shd w:val="clear" w:color="auto" w:fill="FFFFFF"/>
+            <w:vAlign w:val="center"/>
+          </w:tcPr>
+          <w:p/>
+        </w:tc>
+      </w:tr>
+      <w:tr>
+        <w:trPr>
+          <w:cantSplit/>
+          <w:trHeight w:val="220"/>
+        </w:trPr>
+        <w:tc>
+          <w:tcPr>
+            <w:tcW w:w="1267" w:type="dxa"/>
+            <w:vAlign w:val="center"/>
+          </w:tcPr>
+          <w:p>
+            <w:r>
+              <w:rPr>
+                <w:sz w:val="18"/>
+              </w:rPr>
+              <w:t>Opción d)</w:t>
+            </w:r>
+          </w:p>
+        </w:tc>
+        <w:tc>
+          <w:tcPr>
+            <w:tcW w:w="6727" w:type="dxa"/>
+            <w:gridSpan w:val="2"/>
+            <w:shd w:val="clear" w:color="auto" w:fill="FFFFFF"/>
+            <w:vAlign w:val="center"/>
+          </w:tcPr>
+          <w:p>
+            <w:r>
+              <w:rPr>
+                <w:sz w:val="18"/>
+              </w:rPr>
+              <w:t>La diferencia entre defecto menor y defecto crítico.</w:t>
+            </w:r>
+          </w:p>
+        </w:tc>
+        <w:tc>
+          <w:tcPr>
+            <w:tcW w:w="2160" w:type="dxa"/>
+            <w:shd w:val="clear" w:color="auto" w:fill="FFFFFF"/>
+            <w:vAlign w:val="center"/>
+          </w:tcPr>
+          <w:p/>
+        </w:tc>
+      </w:tr>
+      <w:tr>
+        <w:trPr>
+          <w:cantSplit/>
+          <w:trHeight w:val="220"/>
+        </w:trPr>
+        <w:tc>
+          <w:tcPr>
+            <w:tcW w:w="2534" w:type="dxa"/>
+            <w:gridSpan w:val="2"/>
+            <w:shd w:val="clear" w:color="auto" w:fill="FBE5D5"/>
+            <w:vAlign w:val="center"/>
+          </w:tcPr>
+          <w:p>
+            <w:r>
+              <w:rPr>
+                <w:sz w:val="18"/>
+              </w:rPr>
+              <w:t>Comentario respuesta</w:t>
+            </w:r>
+            <w:r>
+              <w:rPr>
+                <w:sz w:val="20"/>
+              </w:rPr>
+              <w:br/>
+            </w:r>
+            <w:r>
+              <w:rPr>
+                <w:sz w:val="18"/>
+              </w:rPr>
+              <w:t>correcta</w:t>
+            </w:r>
+          </w:p>
+        </w:tc>
+        <w:tc>
+          <w:tcPr>
+            <w:tcW w:w="7620" w:type="dxa"/>
+            <w:gridSpan w:val="2"/>
+            <w:shd w:val="clear" w:color="auto" w:fill="FFFFFF"/>
+            <w:vAlign w:val="center"/>
+          </w:tcPr>
+          <w:p>
+            <w:r>
+              <w:rPr>
+                <w:sz w:val="18"/>
+              </w:rPr>
+              <w:t>Se evidencia comprensión de los conceptos fundamentales abordados en el componente formativo.</w:t>
+            </w:r>
+          </w:p>
+        </w:tc>
+      </w:tr>
+      <w:tr>
+        <w:trPr>
+          <w:cantSplit/>
+          <w:trHeight w:val="220"/>
+        </w:trPr>
+        <w:tc>
+          <w:tcPr>
+            <w:tcW w:w="2534" w:type="dxa"/>
+            <w:gridSpan w:val="2"/>
+            <w:shd w:val="clear" w:color="auto" w:fill="FBE5D5"/>
+            <w:vAlign w:val="center"/>
+          </w:tcPr>
+          <w:p>
+            <w:r>
+              <w:rPr>
+                <w:sz w:val="18"/>
+              </w:rPr>
+              <w:t>Comentario respuesta</w:t>
+            </w:r>
+            <w:r>
+              <w:rPr>
+                <w:sz w:val="20"/>
+              </w:rPr>
+              <w:br/>
+            </w:r>
+            <w:r>
+              <w:rPr>
+                <w:sz w:val="18"/>
+              </w:rPr>
+              <w:t>incorrecta</w:t>
+            </w:r>
+          </w:p>
+        </w:tc>
+        <w:tc>
+          <w:tcPr>
+            <w:tcW w:w="7620" w:type="dxa"/>
+            <w:gridSpan w:val="2"/>
+            <w:shd w:val="clear" w:color="auto" w:fill="FFFFFF"/>
+            <w:vAlign w:val="center"/>
+          </w:tcPr>
+          <w:p>
+            <w:r>
+              <w:rPr>
+                <w:sz w:val="18"/>
+              </w:rPr>
+              <w:t>Revise nuevamente el contenido del componente formativo.</w:t>
+            </w:r>
+          </w:p>
+        </w:tc>
+      </w:tr>
+      <w:tr>
+        <w:trPr>
+          <w:cantSplit/>
+          <w:trHeight w:val="220"/>
+        </w:trPr>
+        <w:tc>
+          <w:tcPr>
+            <w:tcW w:w="2534" w:type="dxa"/>
+            <w:gridSpan w:val="2"/>
+            <w:shd w:val="clear" w:color="auto" w:fill="FBE5D5"/>
+            <w:vAlign w:val="center"/>
+          </w:tcPr>
+          <w:p>
+            <w:r>
+              <w:rPr>
+                <w:b/>
+                <w:sz w:val="20"/>
+              </w:rPr>
+              <w:t>Pregunta 18</w:t>
+            </w:r>
+          </w:p>
+        </w:tc>
+        <w:tc>
+          <w:tcPr>
+            <w:tcW w:w="7620" w:type="dxa"/>
+            <w:gridSpan w:val="2"/>
+            <w:shd w:val="clear" w:color="auto" w:fill="FBE5D5"/>
+            <w:vAlign w:val="center"/>
+          </w:tcPr>
+          <w:p>
+            <w:r>
+              <w:rPr>
+                <w:sz w:val="20"/>
+              </w:rPr>
+              <w:t>¿Cuáles son las líneas básicas de un gráfico de control?</w:t>
+            </w:r>
+          </w:p>
+        </w:tc>
+      </w:tr>
+      <w:tr>
+        <w:trPr>
+          <w:cantSplit/>
+          <w:trHeight w:val="220"/>
+        </w:trPr>
+        <w:tc>
+          <w:tcPr>
+            <w:tcW w:w="1267" w:type="dxa"/>
+            <w:vAlign w:val="center"/>
+          </w:tcPr>
+          <w:p>
+            <w:r>
+              <w:rPr>
+                <w:sz w:val="18"/>
+              </w:rPr>
+              <w:t>Opción a)</w:t>
+            </w:r>
+          </w:p>
+        </w:tc>
+        <w:tc>
+          <w:tcPr>
+            <w:tcW w:w="6727" w:type="dxa"/>
+            <w:gridSpan w:val="2"/>
+            <w:shd w:val="clear" w:color="auto" w:fill="FFFFFF"/>
+            <w:vAlign w:val="center"/>
+          </w:tcPr>
+          <w:p>
+            <w:r>
+              <w:rPr>
+                <w:sz w:val="18"/>
+              </w:rPr>
+              <w:t>Línea central, límite de control superior y límite de control inferior.</w:t>
+            </w:r>
+          </w:p>
+        </w:tc>
+        <w:tc>
+          <w:tcPr>
+            <w:tcW w:w="2160" w:type="dxa"/>
+            <w:shd w:val="clear" w:color="auto" w:fill="FFFFFF"/>
+            <w:vAlign w:val="center"/>
+          </w:tcPr>
+          <w:p>
+            <w:r>
+              <w:rPr>
+                <w:sz w:val="18"/>
+              </w:rPr>
+              <w:t>x</w:t>
+            </w:r>
+          </w:p>
+        </w:tc>
+      </w:tr>
+      <w:tr>
+        <w:trPr>
+          <w:cantSplit/>
+          <w:trHeight w:val="220"/>
+        </w:trPr>
+        <w:tc>
+          <w:tcPr>
+            <w:tcW w:w="1267" w:type="dxa"/>
+            <w:vAlign w:val="center"/>
+          </w:tcPr>
+          <w:p>
+            <w:r>
+              <w:rPr>
+                <w:sz w:val="18"/>
+              </w:rPr>
+              <w:t>Opción b)</w:t>
+            </w:r>
+          </w:p>
+        </w:tc>
+        <w:tc>
+          <w:tcPr>
+            <w:tcW w:w="6727" w:type="dxa"/>
+            <w:gridSpan w:val="2"/>
+            <w:shd w:val="clear" w:color="auto" w:fill="FFFFFF"/>
+            <w:vAlign w:val="center"/>
+          </w:tcPr>
+          <w:p>
+            <w:r>
+              <w:rPr>
+                <w:sz w:val="18"/>
+              </w:rPr>
+              <w:t>Solo barras ordenadas de mayor a menor.</w:t>
+            </w:r>
+          </w:p>
+        </w:tc>
+        <w:tc>
+          <w:tcPr>
+            <w:tcW w:w="2160" w:type="dxa"/>
+            <w:shd w:val="clear" w:color="auto" w:fill="FFFFFF"/>
+            <w:vAlign w:val="center"/>
+          </w:tcPr>
+          <w:p/>
+        </w:tc>
+      </w:tr>
+      <w:tr>
+        <w:trPr>
+          <w:cantSplit/>
+          <w:trHeight w:val="220"/>
+        </w:trPr>
+        <w:tc>
+          <w:tcPr>
+            <w:tcW w:w="1267" w:type="dxa"/>
+            <w:vAlign w:val="center"/>
+          </w:tcPr>
+          <w:p>
+            <w:r>
+              <w:rPr>
+                <w:sz w:val="18"/>
+              </w:rPr>
+              <w:t>Opción c)</w:t>
+            </w:r>
+          </w:p>
+        </w:tc>
+        <w:tc>
+          <w:tcPr>
+            <w:tcW w:w="6727" w:type="dxa"/>
+            <w:gridSpan w:val="2"/>
+            <w:shd w:val="clear" w:color="auto" w:fill="FFFFFF"/>
+            <w:vAlign w:val="center"/>
+          </w:tcPr>
+          <w:p>
+            <w:r>
+              <w:rPr>
+                <w:sz w:val="18"/>
+              </w:rPr>
+              <w:t>Únicamente causas agrupadas en las seis M.</w:t>
+            </w:r>
+          </w:p>
+        </w:tc>
+        <w:tc>
+          <w:tcPr>
+            <w:tcW w:w="2160" w:type="dxa"/>
+            <w:shd w:val="clear" w:color="auto" w:fill="FFFFFF"/>
+            <w:vAlign w:val="center"/>
+          </w:tcPr>
+          <w:p/>
+        </w:tc>
+      </w:tr>
+      <w:tr>
+        <w:trPr>
+          <w:cantSplit/>
+          <w:trHeight w:val="220"/>
+        </w:trPr>
+        <w:tc>
+          <w:tcPr>
+            <w:tcW w:w="1267" w:type="dxa"/>
+            <w:vAlign w:val="center"/>
+          </w:tcPr>
+          <w:p>
+            <w:r>
+              <w:rPr>
+                <w:sz w:val="18"/>
+              </w:rPr>
+              <w:t>Opción d)</w:t>
+            </w:r>
+          </w:p>
+        </w:tc>
+        <w:tc>
+          <w:tcPr>
+            <w:tcW w:w="6727" w:type="dxa"/>
+            <w:gridSpan w:val="2"/>
+            <w:shd w:val="clear" w:color="auto" w:fill="FFFFFF"/>
+            <w:vAlign w:val="center"/>
+          </w:tcPr>
+          <w:p>
+            <w:r>
+              <w:rPr>
+                <w:sz w:val="18"/>
+              </w:rPr>
+              <w:t>Rótulo, cuerpo, dibujos y glosario.</w:t>
+            </w:r>
+          </w:p>
+        </w:tc>
+        <w:tc>
+          <w:tcPr>
+            <w:tcW w:w="2160" w:type="dxa"/>
+            <w:shd w:val="clear" w:color="auto" w:fill="FFFFFF"/>
+            <w:vAlign w:val="center"/>
+          </w:tcPr>
+          <w:p/>
+        </w:tc>
+      </w:tr>
+      <w:tr>
+        <w:trPr>
+          <w:cantSplit/>
+          <w:trHeight w:val="220"/>
+        </w:trPr>
+        <w:tc>
+          <w:tcPr>
+            <w:tcW w:w="2534" w:type="dxa"/>
+            <w:gridSpan w:val="2"/>
+            <w:shd w:val="clear" w:color="auto" w:fill="FBE5D5"/>
+            <w:vAlign w:val="center"/>
+          </w:tcPr>
+          <w:p>
+            <w:r>
+              <w:rPr>
+                <w:sz w:val="18"/>
+              </w:rPr>
+              <w:t>Comentario respuesta</w:t>
+            </w:r>
+            <w:r>
+              <w:rPr>
+                <w:sz w:val="20"/>
+              </w:rPr>
+              <w:br/>
+            </w:r>
+            <w:r>
+              <w:rPr>
+                <w:sz w:val="18"/>
+              </w:rPr>
+              <w:t>correcta</w:t>
+            </w:r>
+          </w:p>
+        </w:tc>
+        <w:tc>
+          <w:tcPr>
+            <w:tcW w:w="7620" w:type="dxa"/>
+            <w:gridSpan w:val="2"/>
+            <w:shd w:val="clear" w:color="auto" w:fill="FFFFFF"/>
+            <w:vAlign w:val="center"/>
+          </w:tcPr>
+          <w:p>
+            <w:r>
+              <w:rPr>
+                <w:sz w:val="18"/>
+              </w:rPr>
+              <w:t>Se evidencia comprensión de los conceptos fundamentales abordados en el componente formativo.</w:t>
+            </w:r>
+          </w:p>
+        </w:tc>
+      </w:tr>
+      <w:tr>
+        <w:trPr>
+          <w:cantSplit/>
+          <w:trHeight w:val="220"/>
+        </w:trPr>
+        <w:tc>
+          <w:tcPr>
+            <w:tcW w:w="2534" w:type="dxa"/>
+            <w:gridSpan w:val="2"/>
+            <w:shd w:val="clear" w:color="auto" w:fill="FBE5D5"/>
+            <w:vAlign w:val="center"/>
+          </w:tcPr>
+          <w:p>
+            <w:r>
+              <w:rPr>
+                <w:sz w:val="18"/>
+              </w:rPr>
+              <w:t>Comentario respuesta</w:t>
+            </w:r>
+            <w:r>
+              <w:rPr>
+                <w:sz w:val="20"/>
+              </w:rPr>
+              <w:br/>
+            </w:r>
+            <w:r>
+              <w:rPr>
+                <w:sz w:val="18"/>
+              </w:rPr>
+              <w:t>incorrecta</w:t>
+            </w:r>
+          </w:p>
+        </w:tc>
+        <w:tc>
+          <w:tcPr>
+            <w:tcW w:w="7620" w:type="dxa"/>
+            <w:gridSpan w:val="2"/>
+            <w:shd w:val="clear" w:color="auto" w:fill="FFFFFF"/>
+            <w:vAlign w:val="center"/>
+          </w:tcPr>
+          <w:p>
+            <w:r>
+              <w:rPr>
+                <w:sz w:val="18"/>
+              </w:rPr>
+              <w:t>Revise nuevamente el contenido del componente formativo.</w:t>
+            </w:r>
+          </w:p>
+        </w:tc>
+      </w:tr>
+      <w:tr>
+        <w:trPr>
+          <w:cantSplit/>
+          <w:trHeight w:val="220"/>
+        </w:trPr>
+        <w:tc>
+          <w:tcPr>
+            <w:tcW w:w="2534" w:type="dxa"/>
+            <w:gridSpan w:val="2"/>
+            <w:shd w:val="clear" w:color="auto" w:fill="FBE5D5"/>
+            <w:vAlign w:val="center"/>
+          </w:tcPr>
+          <w:p>
+            <w:r>
+              <w:rPr>
+                <w:b/>
+                <w:sz w:val="20"/>
+              </w:rPr>
+              <w:t>Pregunta 19</w:t>
+            </w:r>
+          </w:p>
+        </w:tc>
+        <w:tc>
+          <w:tcPr>
+            <w:tcW w:w="7620" w:type="dxa"/>
+            <w:gridSpan w:val="2"/>
+            <w:shd w:val="clear" w:color="auto" w:fill="FBE5D5"/>
+            <w:vAlign w:val="center"/>
+          </w:tcPr>
+          <w:p>
+            <w:r>
+              <w:rPr>
+                <w:sz w:val="20"/>
+              </w:rPr>
+              <w:t>¿Qué debe incluir un plan de calidad?</w:t>
+            </w:r>
+          </w:p>
+        </w:tc>
+      </w:tr>
+      <w:tr>
+        <w:trPr>
+          <w:cantSplit/>
+          <w:trHeight w:val="220"/>
+        </w:trPr>
+        <w:tc>
+          <w:tcPr>
+            <w:tcW w:w="1267" w:type="dxa"/>
+            <w:vAlign w:val="center"/>
+          </w:tcPr>
+          <w:p>
+            <w:r>
+              <w:rPr>
+                <w:sz w:val="18"/>
+              </w:rPr>
+              <w:t>Opción a)</w:t>
+            </w:r>
+          </w:p>
+        </w:tc>
+        <w:tc>
+          <w:tcPr>
+            <w:tcW w:w="6727" w:type="dxa"/>
+            <w:gridSpan w:val="2"/>
+            <w:shd w:val="clear" w:color="auto" w:fill="FFFFFF"/>
+            <w:vAlign w:val="center"/>
+          </w:tcPr>
+          <w:p>
+            <w:r>
+              <w:rPr>
+                <w:sz w:val="18"/>
+              </w:rPr>
+              <w:t>Procedimientos, recursos, responsables, tiempos, seguimiento y mediciones.</w:t>
+            </w:r>
+          </w:p>
+        </w:tc>
+        <w:tc>
+          <w:tcPr>
+            <w:tcW w:w="2160" w:type="dxa"/>
+            <w:shd w:val="clear" w:color="auto" w:fill="FFFFFF"/>
+            <w:vAlign w:val="center"/>
+          </w:tcPr>
+          <w:p>
+            <w:r>
+              <w:rPr>
+                <w:sz w:val="18"/>
+              </w:rPr>
+              <w:t>x</w:t>
+            </w:r>
+          </w:p>
+        </w:tc>
+      </w:tr>
+      <w:tr>
+        <w:trPr>
+          <w:cantSplit/>
+          <w:trHeight w:val="220"/>
+        </w:trPr>
+        <w:tc>
+          <w:tcPr>
+            <w:tcW w:w="1267" w:type="dxa"/>
+            <w:vAlign w:val="center"/>
+          </w:tcPr>
+          <w:p>
+            <w:r>
+              <w:rPr>
+                <w:sz w:val="18"/>
+              </w:rPr>
+              <w:t>Opción b)</w:t>
+            </w:r>
+          </w:p>
+        </w:tc>
+        <w:tc>
+          <w:tcPr>
+            <w:tcW w:w="6727" w:type="dxa"/>
+            <w:gridSpan w:val="2"/>
+            <w:shd w:val="clear" w:color="auto" w:fill="FFFFFF"/>
+            <w:vAlign w:val="center"/>
+          </w:tcPr>
+          <w:p>
+            <w:r>
+              <w:rPr>
+                <w:sz w:val="18"/>
+              </w:rPr>
               <w:t>Solo el nombre comercial de la prenda.</w:t>
             </w:r>
           </w:p>
@@ -8306,6 +8455,7 @@
               <w:rPr>
                 <w:sz w:val="18"/>
               </w:rPr>
+              <w:lastRenderedPageBreak/>
               <w:t>Opción c)</w:t>
             </w:r>
           </w:p>
@@ -8399,6 +8549,9 @@
               <w:t>Comentario respuesta</w:t>
             </w:r>
             <w:r>
+              <w:rPr>
+                <w:sz w:val="20"/>
+              </w:rPr>
               <w:br/>
             </w:r>
             <w:r>
@@ -8446,6 +8599,9 @@
               <w:t>Comentario respuesta</w:t>
             </w:r>
             <w:r>
+              <w:rPr>
+                <w:sz w:val="20"/>
+              </w:rPr>
               <w:br/>
             </w:r>
             <w:r>
@@ -8488,7 +8644,8 @@
           <w:p>
             <w:r>
               <w:rPr>
-                <w:sz w:val="18"/>
+                <w:b/>
+                <w:sz w:val="20"/>
               </w:rPr>
               <w:t>Pregunta 20</w:t>
             </w:r>
@@ -8501,6 +8658,108 @@
             <w:shd w:val="clear" w:color="auto" w:fill="FBE5D5"/>
             <w:vAlign w:val="center"/>
           </w:tcPr>
+          <w:p>
+            <w:r>
+              <w:rPr>
+                <w:sz w:val="20"/>
+              </w:rPr>
+              <w:t>¿Qué busca una acción correctiva de calidad?</w:t>
+            </w:r>
+          </w:p>
+        </w:tc>
+      </w:tr>
+      <w:tr>
+        <w:trPr>
+          <w:cantSplit/>
+          <w:trHeight w:val="220"/>
+        </w:trPr>
+        <w:tc>
+          <w:tcPr>
+            <w:tcW w:w="1267" w:type="dxa"/>
+            <w:vAlign w:val="center"/>
+          </w:tcPr>
+          <w:p>
+            <w:r>
+              <w:rPr>
+                <w:sz w:val="18"/>
+              </w:rPr>
+              <w:t>Opción a)</w:t>
+            </w:r>
+          </w:p>
+        </w:tc>
+        <w:tc>
+          <w:tcPr>
+            <w:tcW w:w="6727" w:type="dxa"/>
+            <w:gridSpan w:val="2"/>
+            <w:shd w:val="clear" w:color="auto" w:fill="FFFFFF"/>
+            <w:vAlign w:val="center"/>
+          </w:tcPr>
+          <w:p>
+            <w:r>
+              <w:rPr>
+                <w:sz w:val="18"/>
+              </w:rPr>
+              <w:t>Eliminar la causa de una no conformidad y evitar que vuelva a ocurrir.</w:t>
+            </w:r>
+          </w:p>
+        </w:tc>
+        <w:tc>
+          <w:tcPr>
+            <w:tcW w:w="2160" w:type="dxa"/>
+            <w:shd w:val="clear" w:color="auto" w:fill="FFFFFF"/>
+            <w:vAlign w:val="center"/>
+          </w:tcPr>
+          <w:p>
+            <w:r>
+              <w:rPr>
+                <w:sz w:val="18"/>
+              </w:rPr>
+              <w:t>x</w:t>
+            </w:r>
+          </w:p>
+        </w:tc>
+      </w:tr>
+      <w:tr>
+        <w:trPr>
+          <w:cantSplit/>
+          <w:trHeight w:val="220"/>
+        </w:trPr>
+        <w:tc>
+          <w:tcPr>
+            <w:tcW w:w="1267" w:type="dxa"/>
+            <w:vAlign w:val="center"/>
+          </w:tcPr>
+          <w:p>
+            <w:r>
+              <w:rPr>
+                <w:sz w:val="18"/>
+              </w:rPr>
+              <w:t>Opción b)</w:t>
+            </w:r>
+          </w:p>
+        </w:tc>
+        <w:tc>
+          <w:tcPr>
+            <w:tcW w:w="6727" w:type="dxa"/>
+            <w:gridSpan w:val="2"/>
+            <w:shd w:val="clear" w:color="auto" w:fill="FFFFFF"/>
+            <w:vAlign w:val="center"/>
+          </w:tcPr>
+          <w:p>
+            <w:r>
+              <w:rPr>
+                <w:sz w:val="18"/>
+              </w:rPr>
+              <w:t>Corregir el defecto sin revisar sus causas.</w:t>
+            </w:r>
+          </w:p>
+        </w:tc>
+        <w:tc>
+          <w:tcPr>
+            <w:tcW w:w="2160" w:type="dxa"/>
+            <w:shd w:val="clear" w:color="auto" w:fill="FFFFFF"/>
+            <w:vAlign w:val="center"/>
+          </w:tcPr>
           <w:p/>
         </w:tc>
       </w:tr>
@@ -8519,7 +8778,7 @@
               <w:rPr>
                 <w:sz w:val="18"/>
               </w:rPr>
-              <w:t>Opción a)</w:t>
+              <w:t>Opción c)</w:t>
             </w:r>
           </w:p>
         </w:tc>
@@ -8535,7 +8794,7 @@
               <w:rPr>
                 <w:sz w:val="18"/>
               </w:rPr>
-              <w:t>Eliminar la causa de una no conformidad y evitar que vuelva a ocurrir.</w:t>
+              <w:t>Aceptar productos no conformes sin análisis.</w:t>
             </w:r>
           </w:p>
         </w:tc>
@@ -8545,14 +8804,7 @@
             <w:shd w:val="clear" w:color="auto" w:fill="FFFFFF"/>
             <w:vAlign w:val="center"/>
           </w:tcPr>
-          <w:p>
-            <w:r>
-              <w:rPr>
-                <w:sz w:val="18"/>
-              </w:rPr>
-              <w:t>x</w:t>
-            </w:r>
-          </w:p>
+          <w:p/>
         </w:tc>
       </w:tr>
       <w:tr>
@@ -8570,7 +8822,7 @@
               <w:rPr>
                 <w:sz w:val="18"/>
               </w:rPr>
-              <w:t>Opción b)</w:t>
+              <w:t>Opción d)</w:t>
             </w:r>
           </w:p>
         </w:tc>
@@ -8586,7 +8838,7 @@
               <w:rPr>
                 <w:sz w:val="18"/>
               </w:rPr>
-              <w:t>Corregir el defecto sin revisar sus causas.</w:t>
+              <w:t>Suspender el uso de herramientas de calidad.</w:t>
             </w:r>
           </w:p>
         </w:tc>
@@ -8606,94 +8858,6 @@
         </w:trPr>
         <w:tc>
           <w:tcPr>
-            <w:tcW w:w="1267" w:type="dxa"/>
-            <w:vAlign w:val="center"/>
-          </w:tcPr>
-          <w:p>
-            <w:r>
-              <w:rPr>
-                <w:sz w:val="18"/>
-              </w:rPr>
-              <w:t>Opción c)</w:t>
-            </w:r>
-          </w:p>
-        </w:tc>
-        <w:tc>
-          <w:tcPr>
-            <w:tcW w:w="6727" w:type="dxa"/>
-            <w:gridSpan w:val="2"/>
-            <w:shd w:val="clear" w:color="auto" w:fill="FFFFFF"/>
-            <w:vAlign w:val="center"/>
-          </w:tcPr>
-          <w:p>
-            <w:r>
-              <w:rPr>
-                <w:sz w:val="18"/>
-              </w:rPr>
-              <w:t>Aceptar productos no conformes sin análisis.</w:t>
-            </w:r>
-          </w:p>
-        </w:tc>
-        <w:tc>
-          <w:tcPr>
-            <w:tcW w:w="2160" w:type="dxa"/>
-            <w:shd w:val="clear" w:color="auto" w:fill="FFFFFF"/>
-            <w:vAlign w:val="center"/>
-          </w:tcPr>
-          <w:p/>
-        </w:tc>
-      </w:tr>
-      <w:tr>
-        <w:trPr>
-          <w:cantSplit/>
-          <w:trHeight w:val="220"/>
-        </w:trPr>
-        <w:tc>
-          <w:tcPr>
-            <w:tcW w:w="1267" w:type="dxa"/>
-            <w:vAlign w:val="center"/>
-          </w:tcPr>
-          <w:p>
-            <w:r>
-              <w:rPr>
-                <w:sz w:val="18"/>
-              </w:rPr>
-              <w:t>Opción d)</w:t>
-            </w:r>
-          </w:p>
-        </w:tc>
-        <w:tc>
-          <w:tcPr>
-            <w:tcW w:w="6727" w:type="dxa"/>
-            <w:gridSpan w:val="2"/>
-            <w:shd w:val="clear" w:color="auto" w:fill="FFFFFF"/>
-            <w:vAlign w:val="center"/>
-          </w:tcPr>
-          <w:p>
-            <w:r>
-              <w:rPr>
-                <w:sz w:val="18"/>
-              </w:rPr>
-              <w:t>Suspender el uso de herramientas de calidad.</w:t>
-            </w:r>
-          </w:p>
-        </w:tc>
-        <w:tc>
-          <w:tcPr>
-            <w:tcW w:w="2160" w:type="dxa"/>
-            <w:shd w:val="clear" w:color="auto" w:fill="FFFFFF"/>
-            <w:vAlign w:val="center"/>
-          </w:tcPr>
-          <w:p/>
-        </w:tc>
-      </w:tr>
-      <w:tr>
-        <w:trPr>
-          <w:cantSplit/>
-          <w:trHeight w:val="220"/>
-        </w:trPr>
-        <w:tc>
-          <w:tcPr>
             <w:tcW w:w="2534" w:type="dxa"/>
             <w:gridSpan w:val="2"/>
             <w:shd w:val="clear" w:color="auto" w:fill="FBE5D5"/>
@@ -8707,6 +8871,9 @@
               <w:t>Comentario respuesta</w:t>
             </w:r>
             <w:r>
+              <w:rPr>
+                <w:sz w:val="20"/>
+              </w:rPr>
               <w:br/>
             </w:r>
             <w:r>
@@ -8754,6 +8921,9 @@
               <w:t>Comentario respuesta</w:t>
             </w:r>
             <w:r>
+              <w:rPr>
+                <w:sz w:val="20"/>
+              </w:rPr>
               <w:br/>
             </w:r>
             <w:r>
@@ -8828,19 +8998,71 @@
             </w:pPr>
             <w:r>
               <w:rPr>
+                <w:color w:val="595959"/>
+                <w:sz w:val="20"/>
+                <w:szCs w:val="20"/>
+              </w:rPr>
+              <w:t>MENSAJE FINAL ACTIVIDAD</w:t>
+            </w:r>
+          </w:p>
+        </w:tc>
+      </w:tr>
+      <w:tr>
+        <w:trPr>
+          <w:cnfStyle w:val="000000100000" w:firstRow="0" w:lastRow="0" w:firstColumn="0" w:lastColumn="0" w:oddVBand="0" w:evenVBand="0" w:oddHBand="1" w:evenHBand="0" w:firstRowFirstColumn="0" w:firstRowLastColumn="0" w:lastRowFirstColumn="0" w:lastRowLastColumn="0"/>
+          <w:cantSplit/>
+          <w:trHeight w:val="220"/>
+        </w:trPr>
+        <w:tc>
+          <w:tcPr>
+            <w:cnfStyle w:val="001000000000" w:firstRow="0" w:lastRow="0" w:firstColumn="1" w:lastColumn="0" w:oddVBand="0" w:evenVBand="0" w:oddHBand="0" w:evenHBand="0" w:firstRowFirstColumn="0" w:firstRowLastColumn="0" w:lastRowFirstColumn="0" w:lastRowLastColumn="0"/>
+            <w:tcW w:w="2534" w:type="dxa"/>
+          </w:tcPr>
+          <w:p>
+            <w:pPr>
+              <w:widowControl w:val="0"/>
+              <w:rPr>
                 <w:rFonts w:eastAsia="Calibri"/>
                 <w:color w:val="595959"/>
                 <w:sz w:val="20"/>
                 <w:szCs w:val="20"/>
               </w:rPr>
-              <w:t>MENSAJE FINAL ACTIVIDAD</w:t>
-            </w:r>
-          </w:p>
-        </w:tc>
-      </w:tr>
-      <w:tr>
-        <w:trPr>
-          <w:cnfStyle w:val="000000100000" w:firstRow="0" w:lastRow="0" w:firstColumn="0" w:lastColumn="0" w:oddVBand="0" w:evenVBand="0" w:oddHBand="1" w:evenHBand="0" w:firstRowFirstColumn="0" w:firstRowLastColumn="0" w:lastRowFirstColumn="0" w:lastRowLastColumn="0"/>
+            </w:pPr>
+            <w:r>
+              <w:rPr>
+                <w:color w:val="595959"/>
+                <w:sz w:val="20"/>
+                <w:szCs w:val="20"/>
+              </w:rPr>
+              <w:t>Mensaje cuando supera el 70 % de respuestas correctas</w:t>
+            </w:r>
+          </w:p>
+        </w:tc>
+        <w:tc>
+          <w:tcPr>
+            <w:tcW w:w="7620" w:type="dxa"/>
+            <w:shd w:val="clear" w:color="auto" w:fill="auto"/>
+            <w:vAlign w:val="center"/>
+          </w:tcPr>
+          <w:p>
+            <w:pPr>
+              <w:cnfStyle w:val="000000100000" w:firstRow="0" w:lastRow="0" w:firstColumn="0" w:lastColumn="0" w:oddVBand="0" w:evenVBand="0" w:oddHBand="1" w:evenHBand="0" w:firstRowFirstColumn="0" w:firstRowLastColumn="0" w:lastRowFirstColumn="0" w:lastRowLastColumn="0"/>
+              <w:rPr>
+                <w:color w:val="000000" w:themeColor="text1"/>
+              </w:rPr>
+            </w:pPr>
+            <w:r>
+              <w:rPr>
+                <w:color w:val="000000" w:themeColor="text1"/>
+                <w:sz w:val="18"/>
+              </w:rPr>
+              <w:t>Ha superado la actividad y demuestra sólidos conocimientos sobre el componente formativo.</w:t>
+            </w:r>
+          </w:p>
+        </w:tc>
+      </w:tr>
+      <w:tr>
+        <w:trPr>
           <w:cantSplit/>
           <w:trHeight w:val="220"/>
         </w:trPr>
@@ -8861,61 +9083,6 @@
             </w:pPr>
             <w:r>
               <w:rPr>
-                <w:rFonts w:eastAsia="Calibri"/>
-                <w:color w:val="595959"/>
-                <w:sz w:val="20"/>
-                <w:szCs w:val="20"/>
-              </w:rPr>
-              <w:t>Mensaje cuando supera el 70 % de respuestas correctas</w:t>
-            </w:r>
-          </w:p>
-        </w:tc>
-        <w:tc>
-          <w:tcPr>
-            <w:tcW w:w="7620" w:type="dxa"/>
-            <w:shd w:val="clear" w:color="auto" w:fill="auto"/>
-            <w:vAlign w:val="center"/>
-          </w:tcPr>
-          <w:p>
-            <w:pPr>
-              <w:cnfStyle w:val="000000100000" w:firstRow="0" w:lastRow="0" w:firstColumn="0" w:lastColumn="0" w:oddVBand="0" w:evenVBand="0" w:oddHBand="1" w:evenHBand="0" w:firstRowFirstColumn="0" w:firstRowLastColumn="0" w:lastRowFirstColumn="0" w:lastRowLastColumn="0"/>
-              <w:rPr>
-                <w:color w:val="000000" w:themeColor="text1"/>
-              </w:rPr>
-            </w:pPr>
-            <w:r>
-              <w:rPr>
-                <w:color w:val="000000" w:themeColor="text1"/>
-                <w:sz w:val="18"/>
-              </w:rPr>
-              <w:t>Ha superado la actividad y demuestra sólidos conocimientos sobre el componente formativo.</w:t>
-            </w:r>
-          </w:p>
-        </w:tc>
-      </w:tr>
-      <w:tr>
-        <w:trPr>
-          <w:cantSplit/>
-          <w:trHeight w:val="220"/>
-        </w:trPr>
-        <w:tc>
-          <w:tcPr>
-            <w:cnfStyle w:val="001000000000" w:firstRow="0" w:lastRow="0" w:firstColumn="1" w:lastColumn="0" w:oddVBand="0" w:evenVBand="0" w:oddHBand="0" w:evenHBand="0" w:firstRowFirstColumn="0" w:firstRowLastColumn="0" w:lastRowFirstColumn="0" w:lastRowLastColumn="0"/>
-            <w:tcW w:w="2534" w:type="dxa"/>
-          </w:tcPr>
-          <w:p>
-            <w:pPr>
-              <w:widowControl w:val="0"/>
-              <w:rPr>
-                <w:rFonts w:eastAsia="Calibri"/>
-                <w:color w:val="595959"/>
-                <w:sz w:val="20"/>
-                <w:szCs w:val="20"/>
-              </w:rPr>
-            </w:pPr>
-            <w:r>
-              <w:rPr>
-                <w:rFonts w:eastAsia="Calibri"/>
                 <w:color w:val="595959"/>
                 <w:sz w:val="20"/>
                 <w:szCs w:val="20"/>
@@ -9014,7 +9181,6 @@
             </w:pPr>
             <w:r>
               <w:rPr>
-                <w:rFonts w:eastAsia="Calibri"/>
                 <w:b/>
                 <w:color w:val="595959"/>
                 <w:sz w:val="20"/>
@@ -9090,7 +9256,6 @@
             </w:pPr>
             <w:r>
               <w:rPr>
-                <w:rFonts w:eastAsia="Calibri"/>
                 <w:b/>
                 <w:color w:val="595959"/>
                 <w:sz w:val="20"/>
@@ -9130,7 +9295,6 @@
             </w:pPr>
             <w:r>
               <w:rPr>
-                <w:rFonts w:eastAsia="Calibri"/>
                 <w:b/>
                 <w:color w:val="595959"/>
                 <w:sz w:val="20"/>
@@ -9176,7 +9340,6 @@
             </w:pPr>
             <w:r>
               <w:rPr>
-                <w:rFonts w:eastAsia="Calibri"/>
                 <w:b/>
                 <w:color w:val="595959"/>
                 <w:sz w:val="20"/>
@@ -9186,7 +9349,6 @@
             </w:r>
             <w:r>
               <w:rPr>
-                <w:rFonts w:eastAsia="Calibri"/>
                 <w:b/>
                 <w:color w:val="595959"/>
                 <w:sz w:val="20"/>
@@ -9284,7 +9446,6 @@
             </w:pPr>
             <w:r>
               <w:rPr>
-                <w:rFonts w:eastAsia="Calibri"/>
                 <w:b/>
                 <w:color w:val="595959"/>
                 <w:sz w:val="20"/>
@@ -10921,19 +11082,17 @@
 </file>
 
 <file path=customXml/item1.xml><?xml version="1.0" encoding="utf-8"?>
-<?mso-contentType ?>
-<FormTemplates xmlns="http://schemas.microsoft.com/sharepoint/v3/contenttype/forms">
-  <Display>DocumentLibraryForm</Display>
-  <Edit>DocumentLibraryForm</Edit>
-  <New>DocumentLibraryForm</New>
-</FormTemplates>
+<p:properties xmlns:p="http://schemas.microsoft.com/office/2006/metadata/properties" xmlns:xsi="http://www.w3.org/2001/XMLSchema-instance" xmlns:pc="http://schemas.microsoft.com/office/infopath/2007/PartnerControls">
+  <documentManagement>
+    <TaxCatchAll xmlns="13c90a0b-73bc-4dc0-be5f-28d77b615beb" xsi:nil="true"/>
+    <lcf76f155ced4ddcb4097134ff3c332f xmlns="13c93bba-48ce-428c-bfe5-88b42c19b028">
+      <Terms xmlns="http://schemas.microsoft.com/office/infopath/2007/PartnerControls"/>
+    </lcf76f155ced4ddcb4097134ff3c332f>
+  </documentManagement>
+</p:properties>
 </file>
 
 <file path=customXml/item2.xml><?xml version="1.0" encoding="utf-8"?>
-<b:Sources xmlns:b="http://schemas.openxmlformats.org/officeDocument/2006/bibliography" xmlns="http://schemas.openxmlformats.org/officeDocument/2006/bibliography" SelectedStyle="\APASixthEditionOfficeOnline.xsl" StyleName="APA" Version="6"/>
-</file>
-
-<file path=customXml/item3.xml><?xml version="1.0" encoding="utf-8"?>
 <ct:contentTypeSchema xmlns:ct="http://schemas.microsoft.com/office/2006/metadata/contentType" xmlns:ma="http://schemas.microsoft.com/office/2006/metadata/properties/metaAttributes" ct:_="" ma:_="" ma:contentTypeName="Documento" ma:contentTypeID="0x0101006A81D6BD42E8DF4C91013959704817E1" ma:contentTypeVersion="15" ma:contentTypeDescription="Crear nuevo documento." ma:contentTypeScope="" ma:versionID="bf4f72ffd194f0963ff564daca6869f7">
   <xsd:schema xmlns:xsd="http://www.w3.org/2001/XMLSchema" xmlns:xs="http://www.w3.org/2001/XMLSchema" xmlns:p="http://schemas.microsoft.com/office/2006/metadata/properties" xmlns:ns2="13c90a0b-73bc-4dc0-be5f-28d77b615beb" xmlns:ns3="13c93bba-48ce-428c-bfe5-88b42c19b028" targetNamespace="http://schemas.microsoft.com/office/2006/metadata/properties" ma:root="true" ma:fieldsID="8718d6f4873a5b1392a45044efa78385" ns2:_="" ns3:_="">
     <xsd:import namespace="13c90a0b-73bc-4dc0-be5f-28d77b615beb"/>
@@ -11168,34 +11327,31 @@
 </ct:contentTypeSchema>
 </file>
 
+<file path=customXml/item3.xml><?xml version="1.0" encoding="utf-8"?>
+<b:Sources xmlns:b="http://schemas.openxmlformats.org/officeDocument/2006/bibliography" xmlns="http://schemas.openxmlformats.org/officeDocument/2006/bibliography" SelectedStyle="\APASixthEditionOfficeOnline.xsl" StyleName="APA" Version="6"/>
+</file>
+
 <file path=customXml/item4.xml><?xml version="1.0" encoding="utf-8"?>
-<p:properties xmlns:p="http://schemas.microsoft.com/office/2006/metadata/properties" xmlns:xsi="http://www.w3.org/2001/XMLSchema-instance" xmlns:pc="http://schemas.microsoft.com/office/infopath/2007/PartnerControls">
-  <documentManagement>
-    <TaxCatchAll xmlns="13c90a0b-73bc-4dc0-be5f-28d77b615beb" xsi:nil="true"/>
-    <lcf76f155ced4ddcb4097134ff3c332f xmlns="13c93bba-48ce-428c-bfe5-88b42c19b028">
-      <Terms xmlns="http://schemas.microsoft.com/office/infopath/2007/PartnerControls"/>
-    </lcf76f155ced4ddcb4097134ff3c332f>
-  </documentManagement>
-</p:properties>
+<?mso-contentType ?>
+<FormTemplates xmlns="http://schemas.microsoft.com/sharepoint/v3/contenttype/forms">
+  <Display>DocumentLibraryForm</Display>
+  <Edit>DocumentLibraryForm</Edit>
+  <New>DocumentLibraryForm</New>
+</FormTemplates>
 </file>
 
 <file path=customXml/itemProps1.xml><?xml version="1.0" encoding="utf-8"?>
-<ds:datastoreItem xmlns:ds="http://schemas.openxmlformats.org/officeDocument/2006/customXml" ds:itemID="{D91356B1-0FB8-448B-A74D-2FF735E0C29A}">
+<ds:datastoreItem xmlns:ds="http://schemas.openxmlformats.org/officeDocument/2006/customXml" ds:itemID="{29AB67F1-8FF3-4B7A-94A8-FAC388E5205B}">
   <ds:schemaRefs>
-    <ds:schemaRef ds:uri="http://schemas.microsoft.com/sharepoint/v3/contenttype/forms"/>
+    <ds:schemaRef ds:uri="http://schemas.microsoft.com/office/2006/metadata/properties"/>
+    <ds:schemaRef ds:uri="http://schemas.microsoft.com/office/infopath/2007/PartnerControls"/>
+    <ds:schemaRef ds:uri="13c90a0b-73bc-4dc0-be5f-28d77b615beb"/>
+    <ds:schemaRef ds:uri="13c93bba-48ce-428c-bfe5-88b42c19b028"/>
   </ds:schemaRefs>
 </ds:datastoreItem>
 </file>
 
 <file path=customXml/itemProps2.xml><?xml version="1.0" encoding="utf-8"?>
-<ds:datastoreItem xmlns:ds="http://schemas.openxmlformats.org/officeDocument/2006/customXml" ds:itemID="{6D6A0A4B-FCC4-4AFE-86F6-59B3948C9016}">
-  <ds:schemaRefs>
-    <ds:schemaRef ds:uri="http://schemas.openxmlformats.org/officeDocument/2006/bibliography"/>
-  </ds:schemaRefs>
-</ds:datastoreItem>
-</file>
-
-<file path=customXml/itemProps3.xml><?xml version="1.0" encoding="utf-8"?>
 <ds:datastoreItem xmlns:ds="http://schemas.openxmlformats.org/officeDocument/2006/customXml" ds:itemID="{DAFAFFDD-0B01-47B3-A8F8-322A7081C7F0}">
   <ds:schemaRefs>
     <ds:schemaRef ds:uri="http://schemas.microsoft.com/office/2006/metadata/contentType"/>
@@ -11214,13 +11370,18 @@
 </ds:datastoreItem>
 </file>
 
+<file path=customXml/itemProps3.xml><?xml version="1.0" encoding="utf-8"?>
+<ds:datastoreItem xmlns:ds="http://schemas.openxmlformats.org/officeDocument/2006/customXml" ds:itemID="{6D6A0A4B-FCC4-4AFE-86F6-59B3948C9016}">
+  <ds:schemaRefs>
+    <ds:schemaRef ds:uri="http://schemas.openxmlformats.org/officeDocument/2006/bibliography"/>
+  </ds:schemaRefs>
+</ds:datastoreItem>
+</file>
+
 <file path=customXml/itemProps4.xml><?xml version="1.0" encoding="utf-8"?>
-<ds:datastoreItem xmlns:ds="http://schemas.openxmlformats.org/officeDocument/2006/customXml" ds:itemID="{29AB67F1-8FF3-4B7A-94A8-FAC388E5205B}">
+<ds:datastoreItem xmlns:ds="http://schemas.openxmlformats.org/officeDocument/2006/customXml" ds:itemID="{D91356B1-0FB8-448B-A74D-2FF735E0C29A}">
   <ds:schemaRefs>
-    <ds:schemaRef ds:uri="http://schemas.microsoft.com/office/2006/metadata/properties"/>
-    <ds:schemaRef ds:uri="http://schemas.microsoft.com/office/infopath/2007/PartnerControls"/>
-    <ds:schemaRef ds:uri="13c90a0b-73bc-4dc0-be5f-28d77b615beb"/>
-    <ds:schemaRef ds:uri="13c93bba-48ce-428c-bfe5-88b42c19b028"/>
+    <ds:schemaRef ds:uri="http://schemas.microsoft.com/sharepoint/v3/contenttype/forms"/>
   </ds:schemaRefs>
 </ds:datastoreItem>
 </file>